--- a/docs/manual/simulator_manual.docx
+++ b/docs/manual/simulator_manual.docx
@@ -36,10 +36,19 @@
         <w:rPr>
           <w:b/>
         </w:rPr>
-        <w:t>UDP (Ethernet)</w:t>
-      </w:r>
-      <w:r>
-        <w:t xml:space="preserve"> or a </w:t>
+        <w:t>UDP</w:t>
+      </w:r>
+      <w:r>
+        <w:t xml:space="preserve">, </w:t>
+      </w:r>
+      <w:r>
+        <w:rPr>
+          <w:b/>
+        </w:rPr>
+        <w:t>TCP</w:t>
+      </w:r>
+      <w:r>
+        <w:t xml:space="preserve">, or a </w:t>
       </w:r>
       <w:r>
         <w:rPr>
@@ -314,7 +323,7 @@
         <w:t>Destination</w:t>
       </w:r>
       <w:r>
-        <w:t xml:space="preserve"> — choose Ethernet (UDP) or a serial COM port and press </w:t>
+        <w:t xml:space="preserve"> — choose Ethernet (UDP/TCP) or a serial COM port and press </w:t>
       </w:r>
       <w:r>
         <w:rPr>
@@ -365,7 +374,7 @@
         <w:t>Outgoing Data Preview</w:t>
       </w:r>
       <w:r>
-        <w:t xml:space="preserve"> — the last 5 payloads handed to the link, in hex.</w:t>
+        <w:t xml:space="preserve"> — the last payloads handed to the link, in hex.</w:t>
       </w:r>
     </w:p>
     <w:p>
@@ -463,7 +472,7 @@
         <w:t>Pick a destination</w:t>
       </w:r>
       <w:r>
-        <w:t xml:space="preserve"> at the top — *Ethernet (UDP)* (type the destination IP + port) or *Serial Port* (pick the COM port, baud rate, data bits, parity, stop bits).</w:t>
+        <w:t xml:space="preserve"> at the top — *Ethernet (UDP)*, *TCP*, or *Serial Port*. For UDP/TCP, type the destination IP + port. For TCP, also choose a role (Server or Client). For Serial, pick the COM port, baud rate, data bits, parity, stop bits.</w:t>
       </w:r>
     </w:p>
     <w:p>
@@ -613,7 +622,16 @@
         <w:t>Ethernet (UDP)</w:t>
       </w:r>
       <w:r>
-        <w:t xml:space="preserve"> for an IP + port, or </w:t>
+        <w:t xml:space="preserve"> for an IP + port, </w:t>
+      </w:r>
+      <w:r>
+        <w:rPr>
+          <w:b/>
+        </w:rPr>
+        <w:t>TCP</w:t>
+      </w:r>
+      <w:r>
+        <w:t xml:space="preserve"> for a reliable stream connection, or </w:t>
       </w:r>
       <w:r>
         <w:rPr>
@@ -622,7 +640,16 @@
         <w:t>Serial Port</w:t>
       </w:r>
       <w:r>
-        <w:t xml:space="preserve"> for a COM port with baud / data bits / parity / stop bits. Press </w:t>
+        <w:t xml:space="preserve"> for a COM port with baud / data bits / parity / stop bits. TCP has a </w:t>
+      </w:r>
+      <w:r>
+        <w:rPr>
+          <w:b/>
+        </w:rPr>
+        <w:t>Role</w:t>
+      </w:r>
+      <w:r>
+        <w:t xml:space="preserve"> setting: *Server* (listen for incoming connections) or *Client* (connect to a remote host). Press </w:t>
       </w:r>
       <w:r>
         <w:rPr>
@@ -631,7 +658,7 @@
         <w:t>Refresh</w:t>
       </w:r>
       <w:r>
-        <w:t xml:space="preserve"> to re-scan the serial ports on this PC. </w:t>
+        <w:t xml:space="preserve"> to re-scan the serial ports. </w:t>
       </w:r>
       <w:r>
         <w:rPr>
@@ -640,7 +667,7 @@
         <w:t>Connect</w:t>
       </w:r>
       <w:r>
-        <w:t xml:space="preserve"> opens the link and sends a short health-check message; for UDP a green dot means "handed to the network" (UDP cannot confirm a listener). </w:t>
+        <w:t xml:space="preserve"> opens the link and sends a short health-check message; for UDP a green dot means "handed to the network" (UDP cannot confirm a listener); for TCP it means a connection is established. </w:t>
       </w:r>
       <w:r>
         <w:rPr>
@@ -784,25 +811,34 @@
         <w:pStyle w:val="ListBullet"/>
       </w:pPr>
       <w:r>
-        <w:t xml:space="preserve">The </w:t>
+        <w:t xml:space="preserve">An </w:t>
       </w:r>
       <w:r>
         <w:rPr>
           <w:b/>
         </w:rPr>
-        <w:t>Value</w:t>
-      </w:r>
-      <w:r>
-        <w:t xml:space="preserve"> is typed in the field's own type; the read-only </w:t>
+        <w:t>Offsets in</w:t>
+      </w:r>
+      <w:r>
+        <w:t xml:space="preserve"> selector lets you switch between </w:t>
       </w:r>
       <w:r>
         <w:rPr>
           <w:b/>
         </w:rPr>
-        <w:t>Hex (auto)</w:t>
-      </w:r>
-      <w:r>
-        <w:t xml:space="preserve"> cell shows the exact bytes that will be sent and updates as you type (it turns red with a reason if the value does not fit).</w:t>
+        <w:t>Bytes</w:t>
+      </w:r>
+      <w:r>
+        <w:t xml:space="preserve"> and </w:t>
+      </w:r>
+      <w:r>
+        <w:rPr>
+          <w:b/>
+        </w:rPr>
+        <w:t>Words</w:t>
+      </w:r>
+      <w:r>
+        <w:t xml:space="preserve"> (1 word = 2 bytes) for the offset column display; offsets are always stored in bytes internally.</w:t>
       </w:r>
     </w:p>
     <w:p>
@@ -810,13 +846,25 @@
         <w:pStyle w:val="ListBullet"/>
       </w:pPr>
       <w:r>
+        <w:t xml:space="preserve">The </w:t>
+      </w:r>
+      <w:r>
         <w:rPr>
           <w:b/>
         </w:rPr>
-        <w:t>Endian</w:t>
-      </w:r>
-      <w:r>
-        <w:t xml:space="preserve"> sets Big-endian (default) or Little-endian per field (numeric fields only).</w:t>
+        <w:t>Value</w:t>
+      </w:r>
+      <w:r>
+        <w:t xml:space="preserve"> is typed in the field's own type; the read-only </w:t>
+      </w:r>
+      <w:r>
+        <w:rPr>
+          <w:b/>
+        </w:rPr>
+        <w:t>Hex (auto)</w:t>
+      </w:r>
+      <w:r>
+        <w:t xml:space="preserve"> cell shows the exact bytes that will be sent and updates as you type (it turns red with a reason if the value does not fit).</w:t>
       </w:r>
     </w:p>
     <w:p>
@@ -827,10 +875,56 @@
         <w:rPr>
           <w:b/>
         </w:rPr>
+        <w:t>Endian</w:t>
+      </w:r>
+      <w:r>
+        <w:t xml:space="preserve"> sets Big-endian (default) or Little-endian per field (numeric fields only).</w:t>
+      </w:r>
+    </w:p>
+    <w:p>
+      <w:pPr>
+        <w:pStyle w:val="ListBullet"/>
+      </w:pPr>
+      <w:r>
+        <w:rPr>
+          <w:b/>
+        </w:rPr>
         <w:t>Bits…</w:t>
       </w:r>
       <w:r>
         <w:t xml:space="preserve"> opens a two-way bit editor — type a value or toggle individual bits.</w:t>
+      </w:r>
+    </w:p>
+    <w:p>
+      <w:pPr>
+        <w:pStyle w:val="ListBullet"/>
+      </w:pPr>
+      <w:r>
+        <w:rPr>
+          <w:b/>
+        </w:rPr>
+        <w:t>CSV</w:t>
+      </w:r>
+      <w:r>
+        <w:t xml:space="preserve">, </w:t>
+      </w:r>
+      <w:r>
+        <w:rPr>
+          <w:b/>
+        </w:rPr>
+        <w:t>JSON</w:t>
+      </w:r>
+      <w:r>
+        <w:t xml:space="preserve">, and </w:t>
+      </w:r>
+      <w:r>
+        <w:rPr>
+          <w:b/>
+        </w:rPr>
+        <w:t>Excel</w:t>
+      </w:r>
+      <w:r>
+        <w:t xml:space="preserve"> toolbar menus let you import/export the field list. JSON carries the full definition (including bit groups); CSV and Excel carry the flat column layout.</w:t>
       </w:r>
     </w:p>
     <w:p>
@@ -1067,6 +1161,57 @@
         <w:pStyle w:val="Heading2"/>
       </w:pPr>
       <w:r>
+        <w:t>Send over TCP</w:t>
+      </w:r>
+    </w:p>
+    <w:p>
+      <w:r>
+        <w:t xml:space="preserve">1. </w:t>
+      </w:r>
+      <w:r>
+        <w:t xml:space="preserve">Destination → </w:t>
+      </w:r>
+      <w:r>
+        <w:rPr>
+          <w:b/>
+        </w:rPr>
+        <w:t>TCP</w:t>
+      </w:r>
+      <w:r>
+        <w:t xml:space="preserve">; set the role (Server or Client), IP and port; </w:t>
+      </w:r>
+      <w:r>
+        <w:rPr>
+          <w:b/>
+        </w:rPr>
+        <w:t>Connect</w:t>
+      </w:r>
+      <w:r>
+        <w:t>.</w:t>
+      </w:r>
+    </w:p>
+    <w:p>
+      <w:r>
+        <w:t xml:space="preserve">2. </w:t>
+      </w:r>
+      <w:r>
+        <w:t xml:space="preserve">Define messages/fields and values as usual; press </w:t>
+      </w:r>
+      <w:r>
+        <w:rPr>
+          <w:b/>
+        </w:rPr>
+        <w:t>Send</w:t>
+      </w:r>
+      <w:r>
+        <w:t>. Data is written to the TCP stream.</w:t>
+      </w:r>
+    </w:p>
+    <w:p>
+      <w:pPr>
+        <w:pStyle w:val="Heading2"/>
+      </w:pPr>
+      <w:r>
         <w:t>Send a value in Little-endian</w:t>
       </w:r>
     </w:p>
@@ -1288,6 +1433,142 @@
       </w:r>
       <w:r>
         <w:t>) with a warning.</w:t>
+      </w:r>
+    </w:p>
+    <w:p>
+      <w:pPr>
+        <w:pStyle w:val="Heading2"/>
+      </w:pPr>
+      <w:r>
+        <w:t>Import/export fields as Excel</w:t>
+      </w:r>
+    </w:p>
+    <w:p>
+      <w:r>
+        <w:t xml:space="preserve">In </w:t>
+      </w:r>
+      <w:r>
+        <w:rPr>
+          <w:b/>
+        </w:rPr>
+        <w:t>Configure Fields</w:t>
+      </w:r>
+      <w:r>
+        <w:t xml:space="preserve">, use the </w:t>
+      </w:r>
+      <w:r>
+        <w:rPr>
+          <w:b/>
+        </w:rPr>
+        <w:t>Excel</w:t>
+      </w:r>
+      <w:r>
+        <w:t xml:space="preserve"> menu → </w:t>
+      </w:r>
+      <w:r>
+        <w:rPr>
+          <w:b/>
+        </w:rPr>
+        <w:t>Import</w:t>
+      </w:r>
+      <w:r>
+        <w:t xml:space="preserve"> to load fields from a </w:t>
+      </w:r>
+      <w:r>
+        <w:rPr>
+          <w:rFonts w:ascii="Consolas" w:hAnsi="Consolas"/>
+          <w:color w:val="C7254E"/>
+        </w:rPr>
+        <w:t>.xlsx</w:t>
+      </w:r>
+      <w:r>
+        <w:t xml:space="preserve"> file (same column layout as CSV), or </w:t>
+      </w:r>
+      <w:r>
+        <w:rPr>
+          <w:b/>
+        </w:rPr>
+        <w:t>Export</w:t>
+      </w:r>
+      <w:r>
+        <w:t xml:space="preserve"> to write the current fields to Excel.</w:t>
+      </w:r>
+    </w:p>
+    <w:p>
+      <w:pPr>
+        <w:pStyle w:val="Heading2"/>
+      </w:pPr>
+      <w:r>
+        <w:t>Import/export whole messages as JSON</w:t>
+      </w:r>
+    </w:p>
+    <w:p>
+      <w:r>
+        <w:rPr>
+          <w:b/>
+        </w:rPr>
+        <w:t>File → Export Messages (JSON)</w:t>
+      </w:r>
+      <w:r>
+        <w:t xml:space="preserve"> writes all messages — fields, send rate, format, values — to a single JSON file. </w:t>
+      </w:r>
+      <w:r>
+        <w:rPr>
+          <w:b/>
+        </w:rPr>
+        <w:t>File → Import Messages (JSON)</w:t>
+      </w:r>
+      <w:r>
+        <w:t xml:space="preserve"> loads them back, appending to the current list (clashing names are auto-renamed). The format is shared with the reader, so you can round-trip definitions between the two apps without data loss.</w:t>
+      </w:r>
+    </w:p>
+    <w:p>
+      <w:pPr>
+        <w:pStyle w:val="Heading2"/>
+      </w:pPr>
+      <w:r>
+        <w:t>Switch offset display to Words</w:t>
+      </w:r>
+    </w:p>
+    <w:p>
+      <w:r>
+        <w:t xml:space="preserve">In </w:t>
+      </w:r>
+      <w:r>
+        <w:rPr>
+          <w:b/>
+        </w:rPr>
+        <w:t>Configure Fields</w:t>
+      </w:r>
+      <w:r>
+        <w:t xml:space="preserve">, change the </w:t>
+      </w:r>
+      <w:r>
+        <w:rPr>
+          <w:b/>
+        </w:rPr>
+        <w:t>Offsets in</w:t>
+      </w:r>
+      <w:r>
+        <w:t xml:space="preserve"> dropdown from </w:t>
+      </w:r>
+      <w:r>
+        <w:rPr>
+          <w:b/>
+        </w:rPr>
+        <w:t>Bytes</w:t>
+      </w:r>
+      <w:r>
+        <w:t xml:space="preserve"> to </w:t>
+      </w:r>
+      <w:r>
+        <w:rPr>
+          <w:b/>
+        </w:rPr>
+        <w:t>Words (2 bytes)</w:t>
+      </w:r>
+      <w:r>
+        <w:t>.</w:t>
       </w:r>
     </w:p>
     <w:p>
@@ -1435,6 +1716,41 @@
             <w:r/>
             <w:r>
               <w:t>Re-check the IP/port; confirm the network route. The warning box states the exact reason.</w:t>
+            </w:r>
+          </w:p>
+        </w:tc>
+      </w:tr>
+      <w:tr>
+        <w:tc>
+          <w:tcPr>
+            <w:tcW w:type="dxa" w:w="2880"/>
+          </w:tcPr>
+          <w:p>
+            <w:r/>
+            <w:r>
+              <w:t>Red dot after Connect (TCP)</w:t>
+            </w:r>
+          </w:p>
+        </w:tc>
+        <w:tc>
+          <w:tcPr>
+            <w:tcW w:type="dxa" w:w="2880"/>
+          </w:tcPr>
+          <w:p>
+            <w:r/>
+            <w:r>
+              <w:t>Remote host not listening, wrong role, or firewall</w:t>
+            </w:r>
+          </w:p>
+        </w:tc>
+        <w:tc>
+          <w:tcPr>
+            <w:tcW w:type="dxa" w:w="2880"/>
+          </w:tcPr>
+          <w:p>
+            <w:r/>
+            <w:r>
+              <w:t>Server mode listens; Client mode connects. Confirm the remote end is running and reachable.</w:t>
             </w:r>
           </w:p>
         </w:tc>
@@ -2144,6 +2460,29 @@
         <w:rPr>
           <w:b/>
         </w:rPr>
+        <w:t>Word offset</w:t>
+      </w:r>
+      <w:r>
+        <w:t xml:space="preserve"> — 1-based position in 2-byte words; displayed when </w:t>
+      </w:r>
+      <w:r>
+        <w:rPr>
+          <w:b/>
+        </w:rPr>
+        <w:t>Offsets in</w:t>
+      </w:r>
+      <w:r>
+        <w:t xml:space="preserve"> is set to Words.</w:t>
+      </w:r>
+    </w:p>
+    <w:p>
+      <w:pPr>
+        <w:pStyle w:val="ListBullet"/>
+      </w:pPr>
+      <w:r>
+        <w:rPr>
+          <w:b/>
+        </w:rPr>
         <w:t>Resolution</w:t>
       </w:r>
       <w:r>

--- a/docs/manual/simulator_manual.docx
+++ b/docs/manual/simulator_manual.docx
@@ -320,19 +320,19 @@
         <w:rPr>
           <w:b/>
         </w:rPr>
-        <w:t>Destination</w:t>
-      </w:r>
-      <w:r>
-        <w:t xml:space="preserve"> — choose Ethernet (UDP/TCP) or a serial COM port and press </w:t>
+        <w:t>Connections</w:t>
+      </w:r>
+      <w:r>
+        <w:t xml:space="preserve"> — press </w:t>
       </w:r>
       <w:r>
         <w:rPr>
           <w:b/>
         </w:rPr>
-        <w:t>Connect</w:t>
-      </w:r>
-      <w:r>
-        <w:t>.</w:t>
+        <w:t>Configure…</w:t>
+      </w:r>
+      <w:r>
+        <w:t xml:space="preserve"> on the connection bar to define one or more send destinations (each UDP, TCP, or a serial COM port).</w:t>
       </w:r>
     </w:p>
     <w:p>
@@ -346,7 +346,7 @@
         <w:t>Messages</w:t>
       </w:r>
       <w:r>
-        <w:t xml:space="preserve"> — define one or more messages, each with its own fields, values and send rate.</w:t>
+        <w:t xml:space="preserve"> — define one or more messages, each with its own fields, values, send rate, and the connection it is sent on.</w:t>
       </w:r>
     </w:p>
     <w:p>
@@ -360,7 +360,7 @@
         <w:t>Send</w:t>
       </w:r>
       <w:r>
-        <w:t xml:space="preserve"> — verify everything and stream every ticked message at its own rate until Stop.</w:t>
+        <w:t xml:space="preserve"> — verify everything, open every needed connection, and stream every ticked message at its own rate until Stop.</w:t>
       </w:r>
     </w:p>
     <w:p>
@@ -466,30 +466,129 @@
         <w:t xml:space="preserve">1. </w:t>
       </w:r>
       <w:r>
+        <w:t xml:space="preserve">Press </w:t>
+      </w:r>
+      <w:r>
         <w:rPr>
           <w:b/>
         </w:rPr>
-        <w:t>Pick a destination</w:t>
-      </w:r>
-      <w:r>
-        <w:t xml:space="preserve"> at the top — *Ethernet (UDP)*, *TCP*, or *Serial Port*. For UDP/TCP, type the destination IP + port. For TCP, also choose a role (Server or Client). For Serial, pick the COM port, baud rate, data bits, parity, stop bits.</w:t>
-      </w:r>
-    </w:p>
-    <w:p>
-      <w:r>
-        <w:t xml:space="preserve">2. </w:t>
-      </w:r>
-      <w:r>
-        <w:t xml:space="preserve">Press </w:t>
+        <w:t>Configure…</w:t>
+      </w:r>
+      <w:r>
+        <w:t xml:space="preserve"> on the connection bar. </w:t>
       </w:r>
       <w:r>
         <w:rPr>
           <w:b/>
         </w:rPr>
-        <w:t>Connect</w:t>
-      </w:r>
-      <w:r>
-        <w:t xml:space="preserve">. The dot turns </w:t>
+        <w:t>Add</w:t>
+      </w:r>
+      <w:r>
+        <w:t xml:space="preserve"> at least one connection and pick its transport — *UDP* (destination IP + port), *TCP* (host + port + Server/Client role), or *Serial* (COM port, baud, data bits, parity, stop bits). </w:t>
+      </w:r>
+      <w:r>
+        <w:rPr>
+          <w:b/>
+        </w:rPr>
+        <w:t>Test Connection</w:t>
+      </w:r>
+      <w:r>
+        <w:t xml:space="preserve"> confirms it opens and sends a health-check message.</w:t>
+      </w:r>
+    </w:p>
+    <w:p>
+      <w:r>
+        <w:t xml:space="preserve">2. </w:t>
+      </w:r>
+      <w:r>
+        <w:t xml:space="preserve">Press </w:t>
+      </w:r>
+      <w:r>
+        <w:rPr>
+          <w:b/>
+        </w:rPr>
+        <w:t>Add Message</w:t>
+      </w:r>
+      <w:r>
+        <w:t xml:space="preserve">, give it a name, payload length and send rate, then </w:t>
+      </w:r>
+      <w:r>
+        <w:rPr>
+          <w:b/>
+        </w:rPr>
+        <w:t>Configure Fields</w:t>
+      </w:r>
+      <w:r>
+        <w:t>.</w:t>
+      </w:r>
+    </w:p>
+    <w:p>
+      <w:r>
+        <w:t xml:space="preserve">3. </w:t>
+      </w:r>
+      <w:r>
+        <w:t xml:space="preserve">Type a </w:t>
+      </w:r>
+      <w:r>
+        <w:rPr>
+          <w:b/>
+        </w:rPr>
+        <w:t>Value</w:t>
+      </w:r>
+      <w:r>
+        <w:t xml:space="preserve"> for each field — the </w:t>
+      </w:r>
+      <w:r>
+        <w:rPr>
+          <w:b/>
+        </w:rPr>
+        <w:t>Hex (auto)</w:t>
+      </w:r>
+      <w:r>
+        <w:t xml:space="preserve"> column shows the exact bytes in real time.</w:t>
+      </w:r>
+    </w:p>
+    <w:p>
+      <w:r>
+        <w:t xml:space="preserve">4. </w:t>
+      </w:r>
+      <w:r>
+        <w:t xml:space="preserve">In the message row's </w:t>
+      </w:r>
+      <w:r>
+        <w:rPr>
+          <w:b/>
+        </w:rPr>
+        <w:t>Connection</w:t>
+      </w:r>
+      <w:r>
+        <w:t xml:space="preserve"> column, choose which connection sends it (the first connection is the default for messages you leave unset).</w:t>
+      </w:r>
+    </w:p>
+    <w:p>
+      <w:r>
+        <w:t xml:space="preserve">5. </w:t>
+      </w:r>
+      <w:r>
+        <w:t xml:space="preserve">Tick the message's </w:t>
+      </w:r>
+      <w:r>
+        <w:rPr>
+          <w:b/>
+        </w:rPr>
+        <w:t>Send?</w:t>
+      </w:r>
+      <w:r>
+        <w:t xml:space="preserve"> box and press </w:t>
+      </w:r>
+      <w:r>
+        <w:rPr>
+          <w:b/>
+        </w:rPr>
+        <w:t>Send</w:t>
+      </w:r>
+      <w:r>
+        <w:t xml:space="preserve"> (F5). The simulator opens each needed connection (the bar dot turns </w:t>
       </w:r>
       <w:r>
         <w:rPr>
@@ -498,94 +597,7 @@
         <w:t>green</w:t>
       </w:r>
       <w:r>
-        <w:t xml:space="preserve"> when the link opened and a health-check message was transmitted, </w:t>
-      </w:r>
-      <w:r>
-        <w:rPr>
-          <w:b/>
-        </w:rPr>
-        <w:t>red</w:t>
-      </w:r>
-      <w:r>
-        <w:t xml:space="preserve"> (with a reason + solution) if it failed.</w:t>
-      </w:r>
-    </w:p>
-    <w:p>
-      <w:r>
-        <w:t xml:space="preserve">3. </w:t>
-      </w:r>
-      <w:r>
-        <w:t xml:space="preserve">Press </w:t>
-      </w:r>
-      <w:r>
-        <w:rPr>
-          <w:b/>
-        </w:rPr>
-        <w:t>Add Message</w:t>
-      </w:r>
-      <w:r>
-        <w:t xml:space="preserve">, give it a name, payload length and send rate, then </w:t>
-      </w:r>
-      <w:r>
-        <w:rPr>
-          <w:b/>
-        </w:rPr>
-        <w:t>Configure Fields</w:t>
-      </w:r>
-      <w:r>
-        <w:t>.</w:t>
-      </w:r>
-    </w:p>
-    <w:p>
-      <w:r>
-        <w:t xml:space="preserve">4. </w:t>
-      </w:r>
-      <w:r>
-        <w:t xml:space="preserve">Type a </w:t>
-      </w:r>
-      <w:r>
-        <w:rPr>
-          <w:b/>
-        </w:rPr>
-        <w:t>Value</w:t>
-      </w:r>
-      <w:r>
-        <w:t xml:space="preserve"> for each field — the </w:t>
-      </w:r>
-      <w:r>
-        <w:rPr>
-          <w:b/>
-        </w:rPr>
-        <w:t>Hex (auto)</w:t>
-      </w:r>
-      <w:r>
-        <w:t xml:space="preserve"> column shows the exact bytes in real time.</w:t>
-      </w:r>
-    </w:p>
-    <w:p>
-      <w:r>
-        <w:t xml:space="preserve">5. </w:t>
-      </w:r>
-      <w:r>
-        <w:t xml:space="preserve">Tick the message's </w:t>
-      </w:r>
-      <w:r>
-        <w:rPr>
-          <w:b/>
-        </w:rPr>
-        <w:t>Send?</w:t>
-      </w:r>
-      <w:r>
-        <w:t xml:space="preserve"> box and press </w:t>
-      </w:r>
-      <w:r>
-        <w:rPr>
-          <w:b/>
-        </w:rPr>
-        <w:t>Send</w:t>
-      </w:r>
-      <w:r>
-        <w:t xml:space="preserve"> (F5). Watch the preview at the bottom.</w:t>
+        <w:t>) and streams. Watch the preview at the bottom.</w:t>
       </w:r>
     </w:p>
     <w:p>
@@ -608,21 +620,48 @@
         <w:pStyle w:val="Heading2"/>
       </w:pPr>
       <w:r>
-        <w:t>Destination</w:t>
+        <w:t>Connections</w:t>
       </w:r>
     </w:p>
     <w:p>
       <w:r>
-        <w:t xml:space="preserve">Pick </w:t>
+        <w:t xml:space="preserve">The connection bar shows how many connections are defined; </w:t>
       </w:r>
       <w:r>
         <w:rPr>
           <w:b/>
         </w:rPr>
-        <w:t>Ethernet (UDP)</w:t>
-      </w:r>
-      <w:r>
-        <w:t xml:space="preserve"> for an IP + port, </w:t>
+        <w:t>Configure…</w:t>
+      </w:r>
+      <w:r>
+        <w:t xml:space="preserve"> opens the manager. Each connection has a </w:t>
+      </w:r>
+      <w:r>
+        <w:rPr>
+          <w:b/>
+        </w:rPr>
+        <w:t>Name</w:t>
+      </w:r>
+      <w:r>
+        <w:t xml:space="preserve"> and a </w:t>
+      </w:r>
+      <w:r>
+        <w:rPr>
+          <w:b/>
+        </w:rPr>
+        <w:t>Transport</w:t>
+      </w:r>
+      <w:r>
+        <w:t xml:space="preserve">: </w:t>
+      </w:r>
+      <w:r>
+        <w:rPr>
+          <w:b/>
+        </w:rPr>
+        <w:t>UDP</w:t>
+      </w:r>
+      <w:r>
+        <w:t xml:space="preserve"> (destination IP + port), </w:t>
       </w:r>
       <w:r>
         <w:rPr>
@@ -631,25 +670,16 @@
         <w:t>TCP</w:t>
       </w:r>
       <w:r>
-        <w:t xml:space="preserve"> for a reliable stream connection, or </w:t>
+        <w:t xml:space="preserve"> (host + port + Server/Client role), or </w:t>
       </w:r>
       <w:r>
         <w:rPr>
           <w:b/>
         </w:rPr>
-        <w:t>Serial Port</w:t>
-      </w:r>
-      <w:r>
-        <w:t xml:space="preserve"> for a COM port with baud / data bits / parity / stop bits. TCP has a </w:t>
-      </w:r>
-      <w:r>
-        <w:rPr>
-          <w:b/>
-        </w:rPr>
-        <w:t>Role</w:t>
-      </w:r>
-      <w:r>
-        <w:t xml:space="preserve"> setting: *Server* (listen for incoming connections) or *Client* (connect to a remote host). Press </w:t>
+        <w:t>Serial</w:t>
+      </w:r>
+      <w:r>
+        <w:t xml:space="preserve"> (COM port with baud / data bits / parity / stop bits; </w:t>
       </w:r>
       <w:r>
         <w:rPr>
@@ -658,25 +688,61 @@
         <w:t>Refresh</w:t>
       </w:r>
       <w:r>
-        <w:t xml:space="preserve"> to re-scan the serial ports. </w:t>
+        <w:t xml:space="preserve"> re-scans the ports). </w:t>
       </w:r>
       <w:r>
         <w:rPr>
           <w:b/>
         </w:rPr>
-        <w:t>Connect</w:t>
-      </w:r>
-      <w:r>
-        <w:t xml:space="preserve"> opens the link and sends a short health-check message; for UDP a green dot means "handed to the network" (UDP cannot confirm a listener); for TCP it means a connection is established. </w:t>
+        <w:t>Test Connection</w:t>
+      </w:r>
+      <w:r>
+        <w:t xml:space="preserve"> opens the link, sends a short health-check message and reports OK / the failure reason, without starting a stream. The connections are not held open while you edit — the simulator opens exactly the ones it needs when you press </w:t>
       </w:r>
       <w:r>
         <w:rPr>
           <w:b/>
         </w:rPr>
-        <w:t>Disconnect</w:t>
-      </w:r>
-      <w:r>
-        <w:t xml:space="preserve"> closes the link.</w:t>
+        <w:t>Send</w:t>
+      </w:r>
+      <w:r>
+        <w:t xml:space="preserve">, and closes them on </w:t>
+      </w:r>
+      <w:r>
+        <w:rPr>
+          <w:b/>
+        </w:rPr>
+        <w:t>Stop</w:t>
+      </w:r>
+      <w:r>
+        <w:t xml:space="preserve">. The bar dot is </w:t>
+      </w:r>
+      <w:r>
+        <w:rPr>
+          <w:b/>
+        </w:rPr>
+        <w:t>gray</w:t>
+      </w:r>
+      <w:r>
+        <w:t xml:space="preserve"> when idle, </w:t>
+      </w:r>
+      <w:r>
+        <w:rPr>
+          <w:b/>
+        </w:rPr>
+        <w:t>green</w:t>
+      </w:r>
+      <w:r>
+        <w:t xml:space="preserve"> while sending, </w:t>
+      </w:r>
+      <w:r>
+        <w:rPr>
+          <w:b/>
+        </w:rPr>
+        <w:t>red</w:t>
+      </w:r>
+      <w:r>
+        <w:t xml:space="preserve"> if a link drops.</w:t>
       </w:r>
     </w:p>
     <w:p>
@@ -734,7 +800,7 @@
         <w:t>Rate (Hz)</w:t>
       </w:r>
       <w:r>
-        <w:t xml:space="preserve">, field count and a </w:t>
+        <w:t xml:space="preserve">, field count, a </w:t>
       </w:r>
       <w:r>
         <w:rPr>
@@ -743,7 +809,16 @@
         <w:t>Configure Fields</w:t>
       </w:r>
       <w:r>
-        <w:t xml:space="preserve"> button.</w:t>
+        <w:t xml:space="preserve"> button and a </w:t>
+      </w:r>
+      <w:r>
+        <w:rPr>
+          <w:b/>
+        </w:rPr>
+        <w:t>Connection</w:t>
+      </w:r>
+      <w:r>
+        <w:t xml:space="preserve"> selector (which destination the message is sent on; the first connection is the default).</w:t>
       </w:r>
     </w:p>
     <w:p>
@@ -969,7 +1044,16 @@
         <w:t>Send</w:t>
       </w:r>
       <w:r>
-        <w:t xml:space="preserve"> (F5) verifies everything first — connection, ticked messages, and that every field encodes and fits — and reports all problems in one dialog, each with a reason and a solution. It then streams every ticked message at its own rate until </w:t>
+        <w:t xml:space="preserve"> (F5) verifies everything first — at least one connection defined, ticked messages, and that every field encodes and fits — reports all problems in one dialog (each with a reason and a solution), then </w:t>
+      </w:r>
+      <w:r>
+        <w:rPr>
+          <w:b/>
+        </w:rPr>
+        <w:t>opens and health-checks every connection the ticked messages need</w:t>
+      </w:r>
+      <w:r>
+        <w:t xml:space="preserve"> before streaming each at its own rate until </w:t>
       </w:r>
       <w:r>
         <w:rPr>
@@ -1040,25 +1124,40 @@
         <w:t xml:space="preserve">1. </w:t>
       </w:r>
       <w:r>
-        <w:t xml:space="preserve">Destination → </w:t>
-      </w:r>
-      <w:r>
         <w:rPr>
           <w:b/>
         </w:rPr>
-        <w:t>Ethernet (UDP)</w:t>
-      </w:r>
-      <w:r>
-        <w:t xml:space="preserve">; type the receiver IP and port; </w:t>
+        <w:t>Configure…</w:t>
+      </w:r>
+      <w:r>
+        <w:t xml:space="preserve"> → </w:t>
       </w:r>
       <w:r>
         <w:rPr>
           <w:b/>
         </w:rPr>
-        <w:t>Connect</w:t>
-      </w:r>
-      <w:r>
-        <w:t xml:space="preserve"> (dot green).</w:t>
+        <w:t>Add</w:t>
+      </w:r>
+      <w:r>
+        <w:t xml:space="preserve"> a </w:t>
+      </w:r>
+      <w:r>
+        <w:rPr>
+          <w:b/>
+        </w:rPr>
+        <w:t>UDP</w:t>
+      </w:r>
+      <w:r>
+        <w:t xml:space="preserve"> connection; type the receiver IP and port; </w:t>
+      </w:r>
+      <w:r>
+        <w:rPr>
+          <w:b/>
+        </w:rPr>
+        <w:t>Test Connection</w:t>
+      </w:r>
+      <w:r>
+        <w:t>.</w:t>
       </w:r>
     </w:p>
     <w:p>
@@ -1169,7 +1268,22 @@
         <w:t xml:space="preserve">1. </w:t>
       </w:r>
       <w:r>
-        <w:t xml:space="preserve">Destination → </w:t>
+        <w:rPr>
+          <w:b/>
+        </w:rPr>
+        <w:t>Configure…</w:t>
+      </w:r>
+      <w:r>
+        <w:t xml:space="preserve"> → </w:t>
+      </w:r>
+      <w:r>
+        <w:rPr>
+          <w:b/>
+        </w:rPr>
+        <w:t>Add</w:t>
+      </w:r>
+      <w:r>
+        <w:t xml:space="preserve"> a </w:t>
       </w:r>
       <w:r>
         <w:rPr>
@@ -1178,13 +1292,13 @@
         <w:t>TCP</w:t>
       </w:r>
       <w:r>
-        <w:t xml:space="preserve">; set the role (Server or Client), IP and port; </w:t>
+        <w:t xml:space="preserve"> connection; set the role (Server or Client), host and port; </w:t>
       </w:r>
       <w:r>
         <w:rPr>
           <w:b/>
         </w:rPr>
-        <w:t>Connect</w:t>
+        <w:t>Test</w:t>
       </w:r>
       <w:r>
         <w:t>.</w:t>
@@ -1212,6 +1326,71 @@
         <w:pStyle w:val="Heading2"/>
       </w:pPr>
       <w:r>
+        <w:t>Send to several destinations at once (connections)</w:t>
+      </w:r>
+    </w:p>
+    <w:p>
+      <w:r>
+        <w:t xml:space="preserve">1. </w:t>
+      </w:r>
+      <w:r>
+        <w:rPr>
+          <w:b/>
+        </w:rPr>
+        <w:t>Configure…</w:t>
+      </w:r>
+      <w:r>
+        <w:t xml:space="preserve"> → </w:t>
+      </w:r>
+      <w:r>
+        <w:rPr>
+          <w:b/>
+        </w:rPr>
+        <w:t>Add</w:t>
+      </w:r>
+      <w:r>
+        <w:t xml:space="preserve"> one connection per destination (UDP / TCP / serial), naming each.</w:t>
+      </w:r>
+    </w:p>
+    <w:p>
+      <w:r>
+        <w:t xml:space="preserve">2. </w:t>
+      </w:r>
+      <w:r>
+        <w:t xml:space="preserve">For each message, pick its destination in the </w:t>
+      </w:r>
+      <w:r>
+        <w:rPr>
+          <w:b/>
+        </w:rPr>
+        <w:t>Connection</w:t>
+      </w:r>
+      <w:r>
+        <w:t xml:space="preserve"> column (leave a message on the first connection to use the default).</w:t>
+      </w:r>
+    </w:p>
+    <w:p>
+      <w:r>
+        <w:t xml:space="preserve">3. </w:t>
+      </w:r>
+      <w:r>
+        <w:t xml:space="preserve">Press </w:t>
+      </w:r>
+      <w:r>
+        <w:rPr>
+          <w:b/>
+        </w:rPr>
+        <w:t>Send</w:t>
+      </w:r>
+      <w:r>
+        <w:t xml:space="preserve"> — the simulator opens each referenced connection and routes every message to its own destination, so two messages can stream to two different places at the same time.</w:t>
+      </w:r>
+    </w:p>
+    <w:p>
+      <w:pPr>
+        <w:pStyle w:val="Heading2"/>
+      </w:pPr>
+      <w:r>
         <w:t>Send a value in Little-endian</w:t>
       </w:r>
     </w:p>
@@ -1587,7 +1766,7 @@
         <w:t>File → Save Setup</w:t>
       </w:r>
       <w:r>
-        <w:t xml:space="preserve"> writes the whole setup (destination + messages + fields + values + rates) to a JSON file; </w:t>
+        <w:t xml:space="preserve"> writes the whole setup (connections + messages + fields + values + rates + each message's connection binding) to a JSON file; </w:t>
       </w:r>
       <w:r>
         <w:rPr>
@@ -1596,7 +1775,7 @@
         <w:t>Open Setup</w:t>
       </w:r>
       <w:r>
-        <w:t xml:space="preserve"> loads one. The setup is also auto-saved on close and restored on next launch.</w:t>
+        <w:t xml:space="preserve"> loads one. The setup is also auto-saved on close and restored on next launch. Setups saved by an older single-destination build still load — their one destination becomes the first connection.</w:t>
       </w:r>
     </w:p>
     <w:p>
@@ -1693,7 +1872,7 @@
           <w:p>
             <w:r/>
             <w:r>
-              <w:t>Red dot after Connect (UDP)</w:t>
+              <w:t>"Cannot Send" — a UDP connection failed to open</w:t>
             </w:r>
           </w:p>
         </w:tc>
@@ -1715,7 +1894,16 @@
           <w:p>
             <w:r/>
             <w:r>
-              <w:t>Re-check the IP/port; confirm the network route. The warning box states the exact reason.</w:t>
+              <w:t xml:space="preserve">Re-check the IP/port (use </w:t>
+            </w:r>
+            <w:r>
+              <w:rPr>
+                <w:b/>
+              </w:rPr>
+              <w:t>Test Connection</w:t>
+            </w:r>
+            <w:r>
+              <w:t xml:space="preserve"> in the manager); confirm the network route. The dialog states the exact reason.</w:t>
             </w:r>
           </w:p>
         </w:tc>
@@ -1728,7 +1916,7 @@
           <w:p>
             <w:r/>
             <w:r>
-              <w:t>Red dot after Connect (TCP)</w:t>
+              <w:t>"Cannot Send" — a TCP connection failed to open</w:t>
             </w:r>
           </w:p>
         </w:tc>
@@ -1750,7 +1938,16 @@
           <w:p>
             <w:r/>
             <w:r>
-              <w:t>Server mode listens; Client mode connects. Confirm the remote end is running and reachable.</w:t>
+              <w:t xml:space="preserve">Server mode listens; Client mode connects. Confirm the remote end is running and reachable; </w:t>
+            </w:r>
+            <w:r>
+              <w:rPr>
+                <w:b/>
+              </w:rPr>
+              <w:t>Test Connection</w:t>
+            </w:r>
+            <w:r>
+              <w:t>.</w:t>
             </w:r>
           </w:p>
         </w:tc>
@@ -1763,7 +1960,7 @@
           <w:p>
             <w:r/>
             <w:r>
-              <w:t>Red dot after Connect (Serial)</w:t>
+              <w:t>"Cannot Send" — a serial connection failed to open</w:t>
             </w:r>
           </w:p>
         </w:tc>
@@ -1794,7 +1991,60 @@
               <w:t>Refresh</w:t>
             </w:r>
             <w:r>
-              <w:t>; check baud/data/parity/stop bits.</w:t>
+              <w:t xml:space="preserve">; check baud/data/parity/stop bits; </w:t>
+            </w:r>
+            <w:r>
+              <w:rPr>
+                <w:b/>
+              </w:rPr>
+              <w:t>Test Connection</w:t>
+            </w:r>
+            <w:r>
+              <w:t>.</w:t>
+            </w:r>
+          </w:p>
+        </w:tc>
+      </w:tr>
+      <w:tr>
+        <w:tc>
+          <w:tcPr>
+            <w:tcW w:type="dxa" w:w="2880"/>
+          </w:tcPr>
+          <w:p>
+            <w:r/>
+            <w:r>
+              <w:t>Bar dot turns red while sending</w:t>
+            </w:r>
+          </w:p>
+        </w:tc>
+        <w:tc>
+          <w:tcPr>
+            <w:tcW w:type="dxa" w:w="2880"/>
+          </w:tcPr>
+          <w:p>
+            <w:r/>
+            <w:r>
+              <w:t>A link dropped mid-stream (cable pulled, server closed)</w:t>
+            </w:r>
+          </w:p>
+        </w:tc>
+        <w:tc>
+          <w:tcPr>
+            <w:tcW w:type="dxa" w:w="2880"/>
+          </w:tcPr>
+          <w:p>
+            <w:r/>
+            <w:r>
+              <w:t xml:space="preserve">Sending stops with the reason; fix the link and press </w:t>
+            </w:r>
+            <w:r>
+              <w:rPr>
+                <w:b/>
+              </w:rPr>
+              <w:t>Send</w:t>
+            </w:r>
+            <w:r>
+              <w:t xml:space="preserve"> again.</w:t>
             </w:r>
           </w:p>
         </w:tc>
@@ -1818,7 +2068,7 @@
           <w:p>
             <w:r/>
             <w:r>
-              <w:t>Not connected, no message ticked, or a field value doesn't fit</w:t>
+              <w:t>No connection defined, no message ticked, or a field value doesn't fit</w:t>
             </w:r>
           </w:p>
         </w:tc>
@@ -1829,7 +2079,7 @@
           <w:p>
             <w:r/>
             <w:r>
-              <w:t>Fix each listed item (each has a solution). Connect first; tick at least one message; correct out-of-range values.</w:t>
+              <w:t>Fix each listed item (each has a solution). Define a connection; tick at least one message; correct out-of-range values.</w:t>
             </w:r>
           </w:p>
         </w:tc>

--- a/docs/manual/simulator_manual.docx
+++ b/docs/manual/simulator_manual.docx
@@ -204,7 +204,7 @@
       <w:r>
         <w:drawing>
           <wp:inline xmlns:a="http://schemas.openxmlformats.org/drawingml/2006/main" xmlns:pic="http://schemas.openxmlformats.org/drawingml/2006/picture">
-            <wp:extent cx="5760720" cy="4287390"/>
+            <wp:extent cx="5760720" cy="4305569"/>
             <wp:docPr id="1" name="Picture 1"/>
             <wp:cNvGraphicFramePr>
               <a:graphicFrameLocks noChangeAspect="1"/>
@@ -225,7 +225,7 @@
                   <pic:spPr>
                     <a:xfrm>
                       <a:off x="0" y="0"/>
-                      <a:ext cx="5760720" cy="4287390"/>
+                      <a:ext cx="5760720" cy="4305569"/>
                     </a:xfrm>
                     <a:prstGeom prst="rect"/>
                   </pic:spPr>
@@ -265,7 +265,7 @@
       <w:r>
         <w:drawing>
           <wp:inline xmlns:a="http://schemas.openxmlformats.org/drawingml/2006/main" xmlns:pic="http://schemas.openxmlformats.org/drawingml/2006/picture">
-            <wp:extent cx="5760720" cy="5234794"/>
+            <wp:extent cx="5760720" cy="4456874"/>
             <wp:docPr id="2" name="Picture 2"/>
             <wp:cNvGraphicFramePr>
               <a:graphicFrameLocks noChangeAspect="1"/>
@@ -286,7 +286,7 @@
                   <pic:spPr>
                     <a:xfrm>
                       <a:off x="0" y="0"/>
-                      <a:ext cx="5760720" cy="5234794"/>
+                      <a:ext cx="5760720" cy="4456874"/>
                     </a:xfrm>
                     <a:prstGeom prst="rect"/>
                   </pic:spPr>
@@ -371,10 +371,10 @@
         <w:rPr>
           <w:b/>
         </w:rPr>
-        <w:t>Outgoing Data Preview</w:t>
-      </w:r>
-      <w:r>
-        <w:t xml:space="preserve"> — the last payloads handed to the link, in hex.</w:t>
+        <w:t>Outgoing Data History</w:t>
+      </w:r>
+      <w:r>
+        <w:t xml:space="preserve"> — the payloads handed to the link, in hex, with a timestamp and byte count.</w:t>
       </w:r>
     </w:p>
     <w:p>
@@ -404,7 +404,7 @@
       <w:r>
         <w:drawing>
           <wp:inline xmlns:a="http://schemas.openxmlformats.org/drawingml/2006/main" xmlns:pic="http://schemas.openxmlformats.org/drawingml/2006/picture">
-            <wp:extent cx="5760720" cy="5234794"/>
+            <wp:extent cx="5760720" cy="4456874"/>
             <wp:docPr id="3" name="Picture 3"/>
             <wp:cNvGraphicFramePr>
               <a:graphicFrameLocks noChangeAspect="1"/>
@@ -425,7 +425,7 @@
                   <pic:spPr>
                     <a:xfrm>
                       <a:off x="0" y="0"/>
-                      <a:ext cx="5760720" cy="5234794"/>
+                      <a:ext cx="5760720" cy="4456874"/>
                     </a:xfrm>
                     <a:prstGeom prst="rect"/>
                   </pic:spPr>
@@ -601,499 +601,54 @@
       </w:r>
     </w:p>
     <w:p>
-      <w:pPr>
-        <w:pBdr>
-          <w:bottom w:val="single" w:sz="6" w:space="1" w:color="BBBBBB"/>
-        </w:pBdr>
-      </w:pPr>
+      <w:r>
+        <w:t>With one or more messages defined, the main window looks like this:</w:t>
+      </w:r>
     </w:p>
     <w:p>
-      <w:pPr>
-        <w:pStyle w:val="Heading1"/>
-      </w:pPr>
-      <w:r>
-        <w:t>The main window, panel by panel</w:t>
+      <w:r>
+        <w:drawing>
+          <wp:inline xmlns:a="http://schemas.openxmlformats.org/drawingml/2006/main" xmlns:pic="http://schemas.openxmlformats.org/drawingml/2006/picture">
+            <wp:extent cx="5760720" cy="4456874"/>
+            <wp:docPr id="4" name="Picture 4"/>
+            <wp:cNvGraphicFramePr>
+              <a:graphicFrameLocks noChangeAspect="1"/>
+            </wp:cNvGraphicFramePr>
+            <a:graphic>
+              <a:graphicData uri="http://schemas.openxmlformats.org/drawingml/2006/picture">
+                <pic:pic>
+                  <pic:nvPicPr>
+                    <pic:cNvPr id="0" name="main-configured.png"/>
+                    <pic:cNvPicPr/>
+                  </pic:nvPicPr>
+                  <pic:blipFill>
+                    <a:blip r:embed="rId12"/>
+                    <a:stretch>
+                      <a:fillRect/>
+                    </a:stretch>
+                  </pic:blipFill>
+                  <pic:spPr>
+                    <a:xfrm>
+                      <a:off x="0" y="0"/>
+                      <a:ext cx="5760720" cy="4456874"/>
+                    </a:xfrm>
+                    <a:prstGeom prst="rect"/>
+                  </pic:spPr>
+                </pic:pic>
+              </a:graphicData>
+            </a:graphic>
+          </wp:inline>
+        </w:drawing>
       </w:r>
     </w:p>
     <w:p>
-      <w:pPr>
-        <w:pStyle w:val="Heading2"/>
-      </w:pPr>
-      <w:r>
-        <w:t>Connections</w:t>
-      </w:r>
-    </w:p>
-    <w:p>
-      <w:r>
-        <w:t xml:space="preserve">The connection bar shows how many connections are defined; </w:t>
-      </w:r>
       <w:r>
         <w:rPr>
-          <w:b/>
+          <w:i/>
+          <w:color w:val="666666"/>
+          <w:sz w:val="18"/>
         </w:rPr>
-        <w:t>Configure…</w:t>
-      </w:r>
-      <w:r>
-        <w:t xml:space="preserve"> opens the manager. Each connection has a </w:t>
-      </w:r>
-      <w:r>
-        <w:rPr>
-          <w:b/>
-        </w:rPr>
-        <w:t>Name</w:t>
-      </w:r>
-      <w:r>
-        <w:t xml:space="preserve"> and a </w:t>
-      </w:r>
-      <w:r>
-        <w:rPr>
-          <w:b/>
-        </w:rPr>
-        <w:t>Transport</w:t>
-      </w:r>
-      <w:r>
-        <w:t xml:space="preserve">: </w:t>
-      </w:r>
-      <w:r>
-        <w:rPr>
-          <w:b/>
-        </w:rPr>
-        <w:t>UDP</w:t>
-      </w:r>
-      <w:r>
-        <w:t xml:space="preserve"> (destination IP + port), </w:t>
-      </w:r>
-      <w:r>
-        <w:rPr>
-          <w:b/>
-        </w:rPr>
-        <w:t>TCP</w:t>
-      </w:r>
-      <w:r>
-        <w:t xml:space="preserve"> (host + port + Server/Client role), or </w:t>
-      </w:r>
-      <w:r>
-        <w:rPr>
-          <w:b/>
-        </w:rPr>
-        <w:t>Serial</w:t>
-      </w:r>
-      <w:r>
-        <w:t xml:space="preserve"> (COM port with baud / data bits / parity / stop bits; </w:t>
-      </w:r>
-      <w:r>
-        <w:rPr>
-          <w:b/>
-        </w:rPr>
-        <w:t>Refresh</w:t>
-      </w:r>
-      <w:r>
-        <w:t xml:space="preserve"> re-scans the ports). </w:t>
-      </w:r>
-      <w:r>
-        <w:rPr>
-          <w:b/>
-        </w:rPr>
-        <w:t>Test Connection</w:t>
-      </w:r>
-      <w:r>
-        <w:t xml:space="preserve"> opens the link, sends a short health-check message and reports OK / the failure reason, without starting a stream. The connections are not held open while you edit — the simulator opens exactly the ones it needs when you press </w:t>
-      </w:r>
-      <w:r>
-        <w:rPr>
-          <w:b/>
-        </w:rPr>
-        <w:t>Send</w:t>
-      </w:r>
-      <w:r>
-        <w:t xml:space="preserve">, and closes them on </w:t>
-      </w:r>
-      <w:r>
-        <w:rPr>
-          <w:b/>
-        </w:rPr>
-        <w:t>Stop</w:t>
-      </w:r>
-      <w:r>
-        <w:t xml:space="preserve">. The bar dot is </w:t>
-      </w:r>
-      <w:r>
-        <w:rPr>
-          <w:b/>
-        </w:rPr>
-        <w:t>gray</w:t>
-      </w:r>
-      <w:r>
-        <w:t xml:space="preserve"> when idle, </w:t>
-      </w:r>
-      <w:r>
-        <w:rPr>
-          <w:b/>
-        </w:rPr>
-        <w:t>green</w:t>
-      </w:r>
-      <w:r>
-        <w:t xml:space="preserve"> while sending, </w:t>
-      </w:r>
-      <w:r>
-        <w:rPr>
-          <w:b/>
-        </w:rPr>
-        <w:t>red</w:t>
-      </w:r>
-      <w:r>
-        <w:t xml:space="preserve"> if a link drops.</w:t>
-      </w:r>
-    </w:p>
-    <w:p>
-      <w:pPr>
-        <w:pStyle w:val="Heading2"/>
-      </w:pPr>
-      <w:r>
-        <w:t>Messages</w:t>
-      </w:r>
-    </w:p>
-    <w:p>
-      <w:r>
-        <w:t xml:space="preserve">Each row is a message: </w:t>
-      </w:r>
-      <w:r>
-        <w:rPr>
-          <w:b/>
-        </w:rPr>
-        <w:t>Send?</w:t>
-      </w:r>
-      <w:r>
-        <w:t xml:space="preserve"> tick, </w:t>
-      </w:r>
-      <w:r>
-        <w:rPr>
-          <w:b/>
-        </w:rPr>
-        <w:t>Name</w:t>
-      </w:r>
-      <w:r>
-        <w:t xml:space="preserve">, </w:t>
-      </w:r>
-      <w:r>
-        <w:rPr>
-          <w:b/>
-        </w:rPr>
-        <w:t>Format</w:t>
-      </w:r>
-      <w:r>
-        <w:t xml:space="preserve"> (HEX or NMEA), payload </w:t>
-      </w:r>
-      <w:r>
-        <w:rPr>
-          <w:b/>
-        </w:rPr>
-        <w:t>Length</w:t>
-      </w:r>
-      <w:r>
-        <w:t xml:space="preserve">, </w:t>
-      </w:r>
-      <w:r>
-        <w:rPr>
-          <w:b/>
-        </w:rPr>
-        <w:t>Rate (Hz)</w:t>
-      </w:r>
-      <w:r>
-        <w:t xml:space="preserve">, field count, a </w:t>
-      </w:r>
-      <w:r>
-        <w:rPr>
-          <w:b/>
-        </w:rPr>
-        <w:t>Configure Fields</w:t>
-      </w:r>
-      <w:r>
-        <w:t xml:space="preserve"> button and a </w:t>
-      </w:r>
-      <w:r>
-        <w:rPr>
-          <w:b/>
-        </w:rPr>
-        <w:t>Connection</w:t>
-      </w:r>
-      <w:r>
-        <w:t xml:space="preserve"> selector (which destination the message is sent on; the first connection is the default).</w:t>
-      </w:r>
-    </w:p>
-    <w:p>
-      <w:pPr>
-        <w:pStyle w:val="ListBullet"/>
-      </w:pPr>
-      <w:r>
-        <w:rPr>
-          <w:b/>
-        </w:rPr>
-        <w:t>Add Message / Edit / Remove</w:t>
-      </w:r>
-      <w:r>
-        <w:t xml:space="preserve"> manage the list.</w:t>
-      </w:r>
-    </w:p>
-    <w:p>
-      <w:pPr>
-        <w:pStyle w:val="ListBullet"/>
-      </w:pPr>
-      <w:r>
-        <w:rPr>
-          <w:b/>
-        </w:rPr>
-        <w:t>Import ICD…</w:t>
-      </w:r>
-      <w:r>
-        <w:t xml:space="preserve"> reads a Word </w:t>
-      </w:r>
-      <w:r>
-        <w:rPr>
-          <w:rFonts w:ascii="Consolas" w:hAnsi="Consolas"/>
-          <w:color w:val="C7254E"/>
-        </w:rPr>
-        <w:t>.docx</w:t>
-      </w:r>
-      <w:r>
-        <w:t xml:space="preserve"> ICD and turns its tables into ready-to-send messages.</w:t>
-      </w:r>
-    </w:p>
-    <w:p>
-      <w:pPr>
-        <w:pStyle w:val="Heading2"/>
-      </w:pPr>
-      <w:r>
-        <w:t>Configure Fields (HEX messages)</w:t>
-      </w:r>
-    </w:p>
-    <w:p>
-      <w:r>
-        <w:t xml:space="preserve">Columns: </w:t>
-      </w:r>
-      <w:r>
-        <w:rPr>
-          <w:b/>
-        </w:rPr>
-        <w:t>Field Name · Byte Offset · Type · Length · Endian · Resolution · Value · Hex (auto) · Bits</w:t>
-      </w:r>
-      <w:r>
-        <w:t>.</w:t>
-      </w:r>
-    </w:p>
-    <w:p>
-      <w:pPr>
-        <w:pStyle w:val="ListBullet"/>
-      </w:pPr>
-      <w:r>
-        <w:t xml:space="preserve">An </w:t>
-      </w:r>
-      <w:r>
-        <w:rPr>
-          <w:b/>
-        </w:rPr>
-        <w:t>Offsets in</w:t>
-      </w:r>
-      <w:r>
-        <w:t xml:space="preserve"> selector lets you switch between </w:t>
-      </w:r>
-      <w:r>
-        <w:rPr>
-          <w:b/>
-        </w:rPr>
-        <w:t>Bytes</w:t>
-      </w:r>
-      <w:r>
-        <w:t xml:space="preserve"> and </w:t>
-      </w:r>
-      <w:r>
-        <w:rPr>
-          <w:b/>
-        </w:rPr>
-        <w:t>Words</w:t>
-      </w:r>
-      <w:r>
-        <w:t xml:space="preserve"> (1 word = 2 bytes) for the offset column display; offsets are always stored in bytes internally.</w:t>
-      </w:r>
-    </w:p>
-    <w:p>
-      <w:pPr>
-        <w:pStyle w:val="ListBullet"/>
-      </w:pPr>
-      <w:r>
-        <w:t xml:space="preserve">The </w:t>
-      </w:r>
-      <w:r>
-        <w:rPr>
-          <w:b/>
-        </w:rPr>
-        <w:t>Value</w:t>
-      </w:r>
-      <w:r>
-        <w:t xml:space="preserve"> is typed in the field's own type; the read-only </w:t>
-      </w:r>
-      <w:r>
-        <w:rPr>
-          <w:b/>
-        </w:rPr>
-        <w:t>Hex (auto)</w:t>
-      </w:r>
-      <w:r>
-        <w:t xml:space="preserve"> cell shows the exact bytes that will be sent and updates as you type (it turns red with a reason if the value does not fit).</w:t>
-      </w:r>
-    </w:p>
-    <w:p>
-      <w:pPr>
-        <w:pStyle w:val="ListBullet"/>
-      </w:pPr>
-      <w:r>
-        <w:rPr>
-          <w:b/>
-        </w:rPr>
-        <w:t>Endian</w:t>
-      </w:r>
-      <w:r>
-        <w:t xml:space="preserve"> sets Big-endian (default) or Little-endian per field (numeric fields only).</w:t>
-      </w:r>
-    </w:p>
-    <w:p>
-      <w:pPr>
-        <w:pStyle w:val="ListBullet"/>
-      </w:pPr>
-      <w:r>
-        <w:rPr>
-          <w:b/>
-        </w:rPr>
-        <w:t>Bits…</w:t>
-      </w:r>
-      <w:r>
-        <w:t xml:space="preserve"> opens a two-way bit editor — type a value or toggle individual bits.</w:t>
-      </w:r>
-    </w:p>
-    <w:p>
-      <w:pPr>
-        <w:pStyle w:val="ListBullet"/>
-      </w:pPr>
-      <w:r>
-        <w:rPr>
-          <w:b/>
-        </w:rPr>
-        <w:t>CSV</w:t>
-      </w:r>
-      <w:r>
-        <w:t xml:space="preserve">, </w:t>
-      </w:r>
-      <w:r>
-        <w:rPr>
-          <w:b/>
-        </w:rPr>
-        <w:t>JSON</w:t>
-      </w:r>
-      <w:r>
-        <w:t xml:space="preserve">, and </w:t>
-      </w:r>
-      <w:r>
-        <w:rPr>
-          <w:b/>
-        </w:rPr>
-        <w:t>Excel</w:t>
-      </w:r>
-      <w:r>
-        <w:t xml:space="preserve"> toolbar menus let you import/export the field list. JSON carries the full definition (including bit groups); CSV and Excel carry the flat column layout.</w:t>
-      </w:r>
-    </w:p>
-    <w:p>
-      <w:pPr>
-        <w:pStyle w:val="ListBullet"/>
-      </w:pPr>
-      <w:r>
-        <w:t xml:space="preserve">Select several rows (Ctrl/Shift-click) to </w:t>
-      </w:r>
-      <w:r>
-        <w:rPr>
-          <w:b/>
-        </w:rPr>
-        <w:t>delete them at once</w:t>
-      </w:r>
-      <w:r>
-        <w:t xml:space="preserve">; </w:t>
-      </w:r>
-      <w:r>
-        <w:rPr>
-          <w:b/>
-        </w:rPr>
-        <w:t>drag a row</w:t>
-      </w:r>
-      <w:r>
-        <w:t xml:space="preserve"> to reorder it (Alt+Up / Alt+Down also work).</w:t>
-      </w:r>
-    </w:p>
-    <w:p>
-      <w:pPr>
-        <w:pStyle w:val="Heading2"/>
-      </w:pPr>
-      <w:r>
-        <w:t>Send</w:t>
-      </w:r>
-    </w:p>
-    <w:p>
-      <w:r>
-        <w:rPr>
-          <w:b/>
-        </w:rPr>
-        <w:t>Send</w:t>
-      </w:r>
-      <w:r>
-        <w:t xml:space="preserve"> (F5) verifies everything first — at least one connection defined, ticked messages, and that every field encodes and fits — reports all problems in one dialog (each with a reason and a solution), then </w:t>
-      </w:r>
-      <w:r>
-        <w:rPr>
-          <w:b/>
-        </w:rPr>
-        <w:t>opens and health-checks every connection the ticked messages need</w:t>
-      </w:r>
-      <w:r>
-        <w:t xml:space="preserve"> before streaming each at its own rate until </w:t>
-      </w:r>
-      <w:r>
-        <w:rPr>
-          <w:b/>
-        </w:rPr>
-        <w:t>Stop</w:t>
-      </w:r>
-      <w:r>
-        <w:t xml:space="preserve"> (Shift+F5). You can </w:t>
-      </w:r>
-      <w:r>
-        <w:rPr>
-          <w:b/>
-        </w:rPr>
-        <w:t>edit values, rates or the Send? tick while streaming</w:t>
-      </w:r>
-      <w:r>
-        <w:t xml:space="preserve"> — the affected stream updates in place without a gap.</w:t>
-      </w:r>
-    </w:p>
-    <w:p>
-      <w:pPr>
-        <w:pStyle w:val="Heading2"/>
-      </w:pPr>
-      <w:r>
-        <w:t>Outgoing Data Preview</w:t>
-      </w:r>
-    </w:p>
-    <w:p>
-      <w:r>
-        <w:t xml:space="preserve">The bottom box shows the last </w:t>
-      </w:r>
-      <w:r>
-        <w:rPr>
-          <w:b/>
-        </w:rPr>
-        <w:t>5</w:t>
-      </w:r>
-      <w:r>
-        <w:t xml:space="preserve"> payloads handed to the link, newest at the bottom, in hex.</w:t>
+        <w:t>Main window with several messages defined</w:t>
       </w:r>
     </w:p>
     <w:p>
@@ -1108,7 +663,7 @@
         <w:pStyle w:val="Heading1"/>
       </w:pPr>
       <w:r>
-        <w:t>Common functions</w:t>
+        <w:t>The main window, panel by panel</w:t>
       </w:r>
     </w:p>
     <w:p>
@@ -1116,6 +671,777 @@
         <w:pStyle w:val="Heading2"/>
       </w:pPr>
       <w:r>
+        <w:t>Connections</w:t>
+      </w:r>
+    </w:p>
+    <w:p>
+      <w:r>
+        <w:t xml:space="preserve">The connection bar shows how many connections are defined; </w:t>
+      </w:r>
+      <w:r>
+        <w:rPr>
+          <w:b/>
+        </w:rPr>
+        <w:t>Configure…</w:t>
+      </w:r>
+      <w:r>
+        <w:t xml:space="preserve"> opens the manager. Each connection has a </w:t>
+      </w:r>
+      <w:r>
+        <w:rPr>
+          <w:b/>
+        </w:rPr>
+        <w:t>Name</w:t>
+      </w:r>
+      <w:r>
+        <w:t xml:space="preserve"> and a </w:t>
+      </w:r>
+      <w:r>
+        <w:rPr>
+          <w:b/>
+        </w:rPr>
+        <w:t>Transport</w:t>
+      </w:r>
+      <w:r>
+        <w:t xml:space="preserve">: </w:t>
+      </w:r>
+      <w:r>
+        <w:rPr>
+          <w:b/>
+        </w:rPr>
+        <w:t>UDP</w:t>
+      </w:r>
+      <w:r>
+        <w:t xml:space="preserve"> (destination IP + port), </w:t>
+      </w:r>
+      <w:r>
+        <w:rPr>
+          <w:b/>
+        </w:rPr>
+        <w:t>TCP</w:t>
+      </w:r>
+      <w:r>
+        <w:t xml:space="preserve"> (host + port + Server/Client role), or </w:t>
+      </w:r>
+      <w:r>
+        <w:rPr>
+          <w:b/>
+        </w:rPr>
+        <w:t>Serial</w:t>
+      </w:r>
+      <w:r>
+        <w:t xml:space="preserve"> (COM port with baud / data bits / parity / stop bits; </w:t>
+      </w:r>
+      <w:r>
+        <w:rPr>
+          <w:b/>
+        </w:rPr>
+        <w:t>Refresh</w:t>
+      </w:r>
+      <w:r>
+        <w:t xml:space="preserve"> re-scans the ports). </w:t>
+      </w:r>
+      <w:r>
+        <w:rPr>
+          <w:b/>
+        </w:rPr>
+        <w:t>Test Connection</w:t>
+      </w:r>
+      <w:r>
+        <w:t xml:space="preserve"> opens the link, sends a short health-check message and reports OK / the failure reason, without starting a stream. The connections are not held open while you edit — the simulator opens exactly the ones it needs when you press </w:t>
+      </w:r>
+      <w:r>
+        <w:rPr>
+          <w:b/>
+        </w:rPr>
+        <w:t>Send</w:t>
+      </w:r>
+      <w:r>
+        <w:t xml:space="preserve">, and closes them on </w:t>
+      </w:r>
+      <w:r>
+        <w:rPr>
+          <w:b/>
+        </w:rPr>
+        <w:t>Stop</w:t>
+      </w:r>
+      <w:r>
+        <w:t xml:space="preserve">. The bar dot is </w:t>
+      </w:r>
+      <w:r>
+        <w:rPr>
+          <w:b/>
+        </w:rPr>
+        <w:t>gray</w:t>
+      </w:r>
+      <w:r>
+        <w:t xml:space="preserve"> when idle, </w:t>
+      </w:r>
+      <w:r>
+        <w:rPr>
+          <w:b/>
+        </w:rPr>
+        <w:t>green</w:t>
+      </w:r>
+      <w:r>
+        <w:t xml:space="preserve"> while sending, </w:t>
+      </w:r>
+      <w:r>
+        <w:rPr>
+          <w:b/>
+        </w:rPr>
+        <w:t>red</w:t>
+      </w:r>
+      <w:r>
+        <w:t xml:space="preserve"> if a link drops.</w:t>
+      </w:r>
+    </w:p>
+    <w:p>
+      <w:r>
+        <w:drawing>
+          <wp:inline xmlns:a="http://schemas.openxmlformats.org/drawingml/2006/main" xmlns:pic="http://schemas.openxmlformats.org/drawingml/2006/picture">
+            <wp:extent cx="5760720" cy="4408142"/>
+            <wp:docPr id="5" name="Picture 5"/>
+            <wp:cNvGraphicFramePr>
+              <a:graphicFrameLocks noChangeAspect="1"/>
+            </wp:cNvGraphicFramePr>
+            <a:graphic>
+              <a:graphicData uri="http://schemas.openxmlformats.org/drawingml/2006/picture">
+                <pic:pic>
+                  <pic:nvPicPr>
+                    <pic:cNvPr id="0" name="connection-settings.png"/>
+                    <pic:cNvPicPr/>
+                  </pic:nvPicPr>
+                  <pic:blipFill>
+                    <a:blip r:embed="rId13"/>
+                    <a:stretch>
+                      <a:fillRect/>
+                    </a:stretch>
+                  </pic:blipFill>
+                  <pic:spPr>
+                    <a:xfrm>
+                      <a:off x="0" y="0"/>
+                      <a:ext cx="5760720" cy="4408142"/>
+                    </a:xfrm>
+                    <a:prstGeom prst="rect"/>
+                  </pic:spPr>
+                </pic:pic>
+              </a:graphicData>
+            </a:graphic>
+          </wp:inline>
+        </w:drawing>
+      </w:r>
+    </w:p>
+    <w:p>
+      <w:r>
+        <w:rPr>
+          <w:i/>
+          <w:color w:val="666666"/>
+          <w:sz w:val="18"/>
+        </w:rPr>
+        <w:t>Configure Connections — one row per destination, with Test Connection</w:t>
+      </w:r>
+    </w:p>
+    <w:p>
+      <w:pPr>
+        <w:pStyle w:val="Heading2"/>
+      </w:pPr>
+      <w:r>
+        <w:t>Messages</w:t>
+      </w:r>
+    </w:p>
+    <w:p>
+      <w:r>
+        <w:t xml:space="preserve">Each row is a message: </w:t>
+      </w:r>
+      <w:r>
+        <w:rPr>
+          <w:b/>
+        </w:rPr>
+        <w:t>Send?</w:t>
+      </w:r>
+      <w:r>
+        <w:t xml:space="preserve"> tick, </w:t>
+      </w:r>
+      <w:r>
+        <w:rPr>
+          <w:b/>
+        </w:rPr>
+        <w:t>Name</w:t>
+      </w:r>
+      <w:r>
+        <w:t xml:space="preserve">, </w:t>
+      </w:r>
+      <w:r>
+        <w:rPr>
+          <w:b/>
+        </w:rPr>
+        <w:t>Format</w:t>
+      </w:r>
+      <w:r>
+        <w:t xml:space="preserve"> (HEX or NMEA), payload </w:t>
+      </w:r>
+      <w:r>
+        <w:rPr>
+          <w:b/>
+        </w:rPr>
+        <w:t>Length</w:t>
+      </w:r>
+      <w:r>
+        <w:t xml:space="preserve">, </w:t>
+      </w:r>
+      <w:r>
+        <w:rPr>
+          <w:b/>
+        </w:rPr>
+        <w:t>Rate (Hz)</w:t>
+      </w:r>
+      <w:r>
+        <w:t xml:space="preserve">, field count, a </w:t>
+      </w:r>
+      <w:r>
+        <w:rPr>
+          <w:b/>
+        </w:rPr>
+        <w:t>Configure Fields</w:t>
+      </w:r>
+      <w:r>
+        <w:t xml:space="preserve"> button and a </w:t>
+      </w:r>
+      <w:r>
+        <w:rPr>
+          <w:b/>
+        </w:rPr>
+        <w:t>Connection</w:t>
+      </w:r>
+      <w:r>
+        <w:t xml:space="preserve"> selector (which destination the message is sent on; the first connection is the default).</w:t>
+      </w:r>
+    </w:p>
+    <w:p>
+      <w:pPr>
+        <w:pStyle w:val="ListBullet"/>
+      </w:pPr>
+      <w:r>
+        <w:rPr>
+          <w:b/>
+        </w:rPr>
+        <w:t>Add Message / Edit / Remove</w:t>
+      </w:r>
+      <w:r>
+        <w:t xml:space="preserve"> manage the list.</w:t>
+      </w:r>
+    </w:p>
+    <w:p>
+      <w:pPr>
+        <w:pStyle w:val="ListBullet"/>
+      </w:pPr>
+      <w:r>
+        <w:rPr>
+          <w:b/>
+        </w:rPr>
+        <w:t>Import ICD…</w:t>
+      </w:r>
+      <w:r>
+        <w:t xml:space="preserve"> reads a Word </w:t>
+      </w:r>
+      <w:r>
+        <w:rPr>
+          <w:rFonts w:ascii="Consolas" w:hAnsi="Consolas"/>
+          <w:color w:val="C7254E"/>
+        </w:rPr>
+        <w:t>.docx</w:t>
+      </w:r>
+      <w:r>
+        <w:t xml:space="preserve"> ICD and turns its tables into ready-to-send messages.</w:t>
+      </w:r>
+    </w:p>
+    <w:p>
+      <w:r>
+        <w:t xml:space="preserve">A message's name, payload length, data format and send rate are edited in the </w:t>
+      </w:r>
+      <w:r>
+        <w:rPr>
+          <w:b/>
+        </w:rPr>
+        <w:t>Message Definition</w:t>
+      </w:r>
+      <w:r>
+        <w:t xml:space="preserve"> dialog:</w:t>
+      </w:r>
+    </w:p>
+    <w:p>
+      <w:r>
+        <w:drawing>
+          <wp:inline xmlns:a="http://schemas.openxmlformats.org/drawingml/2006/main" xmlns:pic="http://schemas.openxmlformats.org/drawingml/2006/picture">
+            <wp:extent cx="5162550" cy="3486150"/>
+            <wp:docPr id="6" name="Picture 6"/>
+            <wp:cNvGraphicFramePr>
+              <a:graphicFrameLocks noChangeAspect="1"/>
+            </wp:cNvGraphicFramePr>
+            <a:graphic>
+              <a:graphicData uri="http://schemas.openxmlformats.org/drawingml/2006/picture">
+                <pic:pic>
+                  <pic:nvPicPr>
+                    <pic:cNvPr id="0" name="message-def.png"/>
+                    <pic:cNvPicPr/>
+                  </pic:nvPicPr>
+                  <pic:blipFill>
+                    <a:blip r:embed="rId14"/>
+                    <a:stretch>
+                      <a:fillRect/>
+                    </a:stretch>
+                  </pic:blipFill>
+                  <pic:spPr>
+                    <a:xfrm>
+                      <a:off x="0" y="0"/>
+                      <a:ext cx="5162550" cy="3486150"/>
+                    </a:xfrm>
+                    <a:prstGeom prst="rect"/>
+                  </pic:spPr>
+                </pic:pic>
+              </a:graphicData>
+            </a:graphic>
+          </wp:inline>
+        </w:drawing>
+      </w:r>
+    </w:p>
+    <w:p>
+      <w:r>
+        <w:rPr>
+          <w:i/>
+          <w:color w:val="666666"/>
+          <w:sz w:val="18"/>
+        </w:rPr>
+        <w:t>Message Definition — name, length, format, and send rate</w:t>
+      </w:r>
+    </w:p>
+    <w:p>
+      <w:pPr>
+        <w:pStyle w:val="Heading2"/>
+      </w:pPr>
+      <w:r>
+        <w:t>Configure Fields (HEX messages)</w:t>
+      </w:r>
+    </w:p>
+    <w:p>
+      <w:r>
+        <w:t xml:space="preserve">Columns: </w:t>
+      </w:r>
+      <w:r>
+        <w:rPr>
+          <w:b/>
+        </w:rPr>
+        <w:t>Field Name · Byte Offset · Type · Length · Endian · Resolution · Value · Hex (auto) · Bits</w:t>
+      </w:r>
+      <w:r>
+        <w:t>.</w:t>
+      </w:r>
+    </w:p>
+    <w:p>
+      <w:pPr>
+        <w:pStyle w:val="ListBullet"/>
+      </w:pPr>
+      <w:r>
+        <w:t xml:space="preserve">An </w:t>
+      </w:r>
+      <w:r>
+        <w:rPr>
+          <w:b/>
+        </w:rPr>
+        <w:t>Offsets in</w:t>
+      </w:r>
+      <w:r>
+        <w:t xml:space="preserve"> selector lets you switch between </w:t>
+      </w:r>
+      <w:r>
+        <w:rPr>
+          <w:b/>
+        </w:rPr>
+        <w:t>Bytes</w:t>
+      </w:r>
+      <w:r>
+        <w:t xml:space="preserve"> and </w:t>
+      </w:r>
+      <w:r>
+        <w:rPr>
+          <w:b/>
+        </w:rPr>
+        <w:t>Words</w:t>
+      </w:r>
+      <w:r>
+        <w:t xml:space="preserve"> (1 word = 2 bytes) for the offset column display; offsets are always stored in bytes internally.</w:t>
+      </w:r>
+    </w:p>
+    <w:p>
+      <w:pPr>
+        <w:pStyle w:val="ListBullet"/>
+      </w:pPr>
+      <w:r>
+        <w:t xml:space="preserve">The </w:t>
+      </w:r>
+      <w:r>
+        <w:rPr>
+          <w:b/>
+        </w:rPr>
+        <w:t>Value</w:t>
+      </w:r>
+      <w:r>
+        <w:t xml:space="preserve"> is typed in the field's own type; the read-only </w:t>
+      </w:r>
+      <w:r>
+        <w:rPr>
+          <w:b/>
+        </w:rPr>
+        <w:t>Hex (auto)</w:t>
+      </w:r>
+      <w:r>
+        <w:t xml:space="preserve"> cell shows the exact bytes that will be sent and updates as you type (it turns red with a reason if the value does not fit).</w:t>
+      </w:r>
+    </w:p>
+    <w:p>
+      <w:pPr>
+        <w:pStyle w:val="ListBullet"/>
+      </w:pPr>
+      <w:r>
+        <w:rPr>
+          <w:b/>
+        </w:rPr>
+        <w:t>Endian</w:t>
+      </w:r>
+      <w:r>
+        <w:t xml:space="preserve"> sets Big-endian (default) or Little-endian per field (numeric fields only).</w:t>
+      </w:r>
+    </w:p>
+    <w:p>
+      <w:pPr>
+        <w:pStyle w:val="ListBullet"/>
+      </w:pPr>
+      <w:r>
+        <w:rPr>
+          <w:b/>
+        </w:rPr>
+        <w:t>Bits…</w:t>
+      </w:r>
+      <w:r>
+        <w:t xml:space="preserve"> opens a two-way bit editor — type a value or toggle individual bits.</w:t>
+      </w:r>
+    </w:p>
+    <w:p>
+      <w:pPr>
+        <w:pStyle w:val="ListBullet"/>
+      </w:pPr>
+      <w:r>
+        <w:rPr>
+          <w:b/>
+        </w:rPr>
+        <w:t>CSV</w:t>
+      </w:r>
+      <w:r>
+        <w:t xml:space="preserve">, </w:t>
+      </w:r>
+      <w:r>
+        <w:rPr>
+          <w:b/>
+        </w:rPr>
+        <w:t>JSON</w:t>
+      </w:r>
+      <w:r>
+        <w:t xml:space="preserve">, and </w:t>
+      </w:r>
+      <w:r>
+        <w:rPr>
+          <w:b/>
+        </w:rPr>
+        <w:t>Excel</w:t>
+      </w:r>
+      <w:r>
+        <w:t xml:space="preserve"> toolbar menus let you import/export the field list. JSON carries the full definition (including bit groups); CSV and Excel carry the flat column layout.</w:t>
+      </w:r>
+    </w:p>
+    <w:p>
+      <w:pPr>
+        <w:pStyle w:val="ListBullet"/>
+      </w:pPr>
+      <w:r>
+        <w:t xml:space="preserve">Select several rows (Ctrl/Shift-click) to </w:t>
+      </w:r>
+      <w:r>
+        <w:rPr>
+          <w:b/>
+        </w:rPr>
+        <w:t>delete them at once</w:t>
+      </w:r>
+      <w:r>
+        <w:t xml:space="preserve">; </w:t>
+      </w:r>
+      <w:r>
+        <w:rPr>
+          <w:b/>
+        </w:rPr>
+        <w:t>drag a row</w:t>
+      </w:r>
+      <w:r>
+        <w:t xml:space="preserve"> to reorder it (Alt+Up / Alt+Down also work).</w:t>
+      </w:r>
+    </w:p>
+    <w:p>
+      <w:r>
+        <w:drawing>
+          <wp:inline xmlns:a="http://schemas.openxmlformats.org/drawingml/2006/main" xmlns:pic="http://schemas.openxmlformats.org/drawingml/2006/picture">
+            <wp:extent cx="5760720" cy="3280484"/>
+            <wp:docPr id="7" name="Picture 7"/>
+            <wp:cNvGraphicFramePr>
+              <a:graphicFrameLocks noChangeAspect="1"/>
+            </wp:cNvGraphicFramePr>
+            <a:graphic>
+              <a:graphicData uri="http://schemas.openxmlformats.org/drawingml/2006/picture">
+                <pic:pic>
+                  <pic:nvPicPr>
+                    <pic:cNvPr id="0" name="configure-fields.png"/>
+                    <pic:cNvPicPr/>
+                  </pic:nvPicPr>
+                  <pic:blipFill>
+                    <a:blip r:embed="rId15"/>
+                    <a:stretch>
+                      <a:fillRect/>
+                    </a:stretch>
+                  </pic:blipFill>
+                  <pic:spPr>
+                    <a:xfrm>
+                      <a:off x="0" y="0"/>
+                      <a:ext cx="5760720" cy="3280484"/>
+                    </a:xfrm>
+                    <a:prstGeom prst="rect"/>
+                  </pic:spPr>
+                </pic:pic>
+              </a:graphicData>
+            </a:graphic>
+          </wp:inline>
+        </w:drawing>
+      </w:r>
+    </w:p>
+    <w:p>
+      <w:r>
+        <w:rPr>
+          <w:i/>
+          <w:color w:val="666666"/>
+          <w:sz w:val="18"/>
+        </w:rPr>
+        <w:t>Field Configuration — the live Hex (auto) column shows the exact wire bytes as you type</w:t>
+      </w:r>
+    </w:p>
+    <w:p>
+      <w:r>
+        <w:t xml:space="preserve">The </w:t>
+      </w:r>
+      <w:r>
+        <w:rPr>
+          <w:b/>
+        </w:rPr>
+        <w:t>Bits…</w:t>
+      </w:r>
+      <w:r>
+        <w:t xml:space="preserve"> editor lets you set a field by typing a value *or* by toggling individual bits — both stay in sync. The </w:t>
+      </w:r>
+      <w:r>
+        <w:rPr>
+          <w:b/>
+        </w:rPr>
+        <w:t>Advanced bit grouping</w:t>
+      </w:r>
+      <w:r>
+        <w:t xml:space="preserve"> section defines named groups of bits within the field:</w:t>
+      </w:r>
+    </w:p>
+    <w:p>
+      <w:r>
+        <w:drawing>
+          <wp:inline xmlns:a="http://schemas.openxmlformats.org/drawingml/2006/main" xmlns:pic="http://schemas.openxmlformats.org/drawingml/2006/picture">
+            <wp:extent cx="5760720" cy="8810016"/>
+            <wp:docPr id="8" name="Picture 8"/>
+            <wp:cNvGraphicFramePr>
+              <a:graphicFrameLocks noChangeAspect="1"/>
+            </wp:cNvGraphicFramePr>
+            <a:graphic>
+              <a:graphicData uri="http://schemas.openxmlformats.org/drawingml/2006/picture">
+                <pic:pic>
+                  <pic:nvPicPr>
+                    <pic:cNvPr id="0" name="bit-editor.png"/>
+                    <pic:cNvPicPr/>
+                  </pic:nvPicPr>
+                  <pic:blipFill>
+                    <a:blip r:embed="rId16"/>
+                    <a:stretch>
+                      <a:fillRect/>
+                    </a:stretch>
+                  </pic:blipFill>
+                  <pic:spPr>
+                    <a:xfrm>
+                      <a:off x="0" y="0"/>
+                      <a:ext cx="5760720" cy="8810016"/>
+                    </a:xfrm>
+                    <a:prstGeom prst="rect"/>
+                  </pic:spPr>
+                </pic:pic>
+              </a:graphicData>
+            </a:graphic>
+          </wp:inline>
+        </w:drawing>
+      </w:r>
+    </w:p>
+    <w:p>
+      <w:r>
+        <w:rPr>
+          <w:i/>
+          <w:color w:val="666666"/>
+          <w:sz w:val="18"/>
+        </w:rPr>
+        <w:t>Bit Editor — typed value, per-bit toggles, live result, and bit grouping</w:t>
+      </w:r>
+    </w:p>
+    <w:p>
+      <w:pPr>
+        <w:pStyle w:val="Heading2"/>
+      </w:pPr>
+      <w:r>
+        <w:t>Send</w:t>
+      </w:r>
+    </w:p>
+    <w:p>
+      <w:r>
+        <w:rPr>
+          <w:b/>
+        </w:rPr>
+        <w:t>Send</w:t>
+      </w:r>
+      <w:r>
+        <w:t xml:space="preserve"> (F5) verifies everything first — at least one connection defined, ticked messages, and that every field encodes and fits — reports all problems in one dialog (each with a reason and a solution), then </w:t>
+      </w:r>
+      <w:r>
+        <w:rPr>
+          <w:b/>
+        </w:rPr>
+        <w:t>opens and health-checks every connection the ticked messages need</w:t>
+      </w:r>
+      <w:r>
+        <w:t xml:space="preserve"> before streaming each at its own rate until </w:t>
+      </w:r>
+      <w:r>
+        <w:rPr>
+          <w:b/>
+        </w:rPr>
+        <w:t>Stop</w:t>
+      </w:r>
+      <w:r>
+        <w:t xml:space="preserve"> (Shift+F5). You can </w:t>
+      </w:r>
+      <w:r>
+        <w:rPr>
+          <w:b/>
+        </w:rPr>
+        <w:t>edit values, rates or the Send? tick while streaming</w:t>
+      </w:r>
+      <w:r>
+        <w:t xml:space="preserve"> — the affected stream updates in place without a gap.</w:t>
+      </w:r>
+    </w:p>
+    <w:p>
+      <w:pPr>
+        <w:pStyle w:val="Heading2"/>
+      </w:pPr>
+      <w:r>
+        <w:t>Outgoing Data History</w:t>
+      </w:r>
+    </w:p>
+    <w:p>
+      <w:r>
+        <w:t xml:space="preserve">The bottom panel logs every payload handed to the link — </w:t>
+      </w:r>
+      <w:r>
+        <w:rPr>
+          <w:b/>
+        </w:rPr>
+        <w:t>Time</w:t>
+      </w:r>
+      <w:r>
+        <w:t xml:space="preserve">, </w:t>
+      </w:r>
+      <w:r>
+        <w:rPr>
+          <w:b/>
+        </w:rPr>
+        <w:t>Message</w:t>
+      </w:r>
+      <w:r>
+        <w:t xml:space="preserve">, </w:t>
+      </w:r>
+      <w:r>
+        <w:rPr>
+          <w:b/>
+        </w:rPr>
+        <w:t>Bytes</w:t>
+      </w:r>
+      <w:r>
+        <w:t xml:space="preserve"> and the </w:t>
+      </w:r>
+      <w:r>
+        <w:rPr>
+          <w:b/>
+        </w:rPr>
+        <w:t>Hex</w:t>
+      </w:r>
+      <w:r>
+        <w:t xml:space="preserve"> of the wire bytes. </w:t>
+      </w:r>
+      <w:r>
+        <w:rPr>
+          <w:b/>
+        </w:rPr>
+        <w:t>Clear</w:t>
+      </w:r>
+      <w:r>
+        <w:t xml:space="preserve"> empties it; </w:t>
+      </w:r>
+      <w:r>
+        <w:rPr>
+          <w:b/>
+        </w:rPr>
+        <w:t>Auto-scroll</w:t>
+      </w:r>
+      <w:r>
+        <w:t xml:space="preserve"> keeps the newest row in view; </w:t>
+      </w:r>
+      <w:r>
+        <w:rPr>
+          <w:b/>
+        </w:rPr>
+        <w:t>Max rows</w:t>
+      </w:r>
+      <w:r>
+        <w:t xml:space="preserve"> caps how many are kept.</w:t>
+      </w:r>
+    </w:p>
+    <w:p>
+      <w:pPr>
+        <w:pBdr>
+          <w:bottom w:val="single" w:sz="6" w:space="1" w:color="BBBBBB"/>
+        </w:pBdr>
+      </w:pPr>
+    </w:p>
+    <w:p>
+      <w:pPr>
+        <w:pStyle w:val="Heading1"/>
+      </w:pPr>
+      <w:r>
+        <w:t>Common functions</w:t>
+      </w:r>
+    </w:p>
+    <w:p>
+      <w:pPr>
+        <w:pStyle w:val="Heading2"/>
+      </w:pPr>
+      <w:r>
         <w:t>Send a fixed UDP packet to a receiver</w:t>
       </w:r>
     </w:p>
@@ -1326,7 +1652,7 @@
         <w:pStyle w:val="Heading2"/>
       </w:pPr>
       <w:r>
-        <w:t>Send to several destinations at once (connections)</w:t>
+        <w:t>Send over a serial COM port</w:t>
       </w:r>
     </w:p>
     <w:p>
@@ -1349,32 +1675,51 @@
         <w:t>Add</w:t>
       </w:r>
       <w:r>
-        <w:t xml:space="preserve"> one connection per destination (UDP / TCP / serial), naming each.</w:t>
-      </w:r>
-    </w:p>
-    <w:p>
-      <w:r>
-        <w:t xml:space="preserve">2. </w:t>
-      </w:r>
-      <w:r>
-        <w:t xml:space="preserve">For each message, pick its destination in the </w:t>
+        <w:t xml:space="preserve"> a </w:t>
       </w:r>
       <w:r>
         <w:rPr>
           <w:b/>
         </w:rPr>
-        <w:t>Connection</w:t>
-      </w:r>
-      <w:r>
-        <w:t xml:space="preserve"> column (leave a message on the first connection to use the default).</w:t>
+        <w:t>Serial</w:t>
+      </w:r>
+      <w:r>
+        <w:t xml:space="preserve"> connection; pick the </w:t>
+      </w:r>
+      <w:r>
+        <w:rPr>
+          <w:b/>
+        </w:rPr>
+        <w:t>COM port</w:t>
+      </w:r>
+      <w:r>
+        <w:t xml:space="preserve"> (press </w:t>
+      </w:r>
+      <w:r>
+        <w:rPr>
+          <w:b/>
+        </w:rPr>
+        <w:t>Refresh</w:t>
+      </w:r>
+      <w:r>
+        <w:t xml:space="preserve"> to re-scan) and set baud / data bits / parity / stop bits; </w:t>
+      </w:r>
+      <w:r>
+        <w:rPr>
+          <w:b/>
+        </w:rPr>
+        <w:t>Test Connection</w:t>
+      </w:r>
+      <w:r>
+        <w:t>.</w:t>
       </w:r>
     </w:p>
     <w:p>
       <w:r>
-        <w:t xml:space="preserve">3. </w:t>
-      </w:r>
-      <w:r>
-        <w:t xml:space="preserve">Press </w:t>
+        <w:t xml:space="preserve">2. </w:t>
+      </w:r>
+      <w:r>
+        <w:t xml:space="preserve">Define messages/fields and values; press </w:t>
       </w:r>
       <w:r>
         <w:rPr>
@@ -1383,7 +1728,7 @@
         <w:t>Send</w:t>
       </w:r>
       <w:r>
-        <w:t xml:space="preserve"> — the simulator opens each referenced connection and routes every message to its own destination, so two messages can stream to two different places at the same time.</w:t>
+        <w:t>. The bytes are written to the port.</w:t>
       </w:r>
     </w:p>
     <w:p>
@@ -1391,6 +1736,71 @@
         <w:pStyle w:val="Heading2"/>
       </w:pPr>
       <w:r>
+        <w:t>Send to several destinations at once (connections)</w:t>
+      </w:r>
+    </w:p>
+    <w:p>
+      <w:r>
+        <w:t xml:space="preserve">1. </w:t>
+      </w:r>
+      <w:r>
+        <w:rPr>
+          <w:b/>
+        </w:rPr>
+        <w:t>Configure…</w:t>
+      </w:r>
+      <w:r>
+        <w:t xml:space="preserve"> → </w:t>
+      </w:r>
+      <w:r>
+        <w:rPr>
+          <w:b/>
+        </w:rPr>
+        <w:t>Add</w:t>
+      </w:r>
+      <w:r>
+        <w:t xml:space="preserve"> one connection per destination (UDP / TCP / serial), naming each.</w:t>
+      </w:r>
+    </w:p>
+    <w:p>
+      <w:r>
+        <w:t xml:space="preserve">2. </w:t>
+      </w:r>
+      <w:r>
+        <w:t xml:space="preserve">For each message, pick its destination in the </w:t>
+      </w:r>
+      <w:r>
+        <w:rPr>
+          <w:b/>
+        </w:rPr>
+        <w:t>Connection</w:t>
+      </w:r>
+      <w:r>
+        <w:t xml:space="preserve"> column (leave a message on the first connection to use the default).</w:t>
+      </w:r>
+    </w:p>
+    <w:p>
+      <w:r>
+        <w:t xml:space="preserve">3. </w:t>
+      </w:r>
+      <w:r>
+        <w:t xml:space="preserve">Press </w:t>
+      </w:r>
+      <w:r>
+        <w:rPr>
+          <w:b/>
+        </w:rPr>
+        <w:t>Send</w:t>
+      </w:r>
+      <w:r>
+        <w:t xml:space="preserve"> — the simulator opens each referenced connection and routes every message to its own destination, so two messages can stream to two different places at the same time.</w:t>
+      </w:r>
+    </w:p>
+    <w:p>
+      <w:pPr>
+        <w:pStyle w:val="Heading2"/>
+      </w:pPr>
+      <w:r>
         <w:t>Send a value in Little-endian</w:t>
       </w:r>
     </w:p>
@@ -1462,48 +1872,30 @@
         <w:pStyle w:val="Heading2"/>
       </w:pPr>
       <w:r>
-        <w:t>Change a value while it is already streaming</w:t>
+        <w:t>Set a field bit-by-bit</w:t>
       </w:r>
     </w:p>
     <w:p>
       <w:r>
-        <w:t xml:space="preserve">With Send running, open </w:t>
+        <w:t xml:space="preserve">In Configure Fields, press </w:t>
       </w:r>
       <w:r>
         <w:rPr>
           <w:b/>
         </w:rPr>
-        <w:t>Configure Fields</w:t>
-      </w:r>
-      <w:r>
-        <w:t xml:space="preserve">, change the Value, </w:t>
+        <w:t>Bits…</w:t>
+      </w:r>
+      <w:r>
+        <w:t xml:space="preserve"> on a field. Toggle any bit or type a decimal value — the two stay in sync, and the live result shows the raw integer, the hex as transmitted, and the final value in the field's own type. Use </w:t>
       </w:r>
       <w:r>
         <w:rPr>
           <w:b/>
         </w:rPr>
-        <w:t>Save</w:t>
-      </w:r>
-      <w:r>
-        <w:t xml:space="preserve">. The live stream picks up the new bytes immediately — no Stop/Start needed. Changing the </w:t>
-      </w:r>
-      <w:r>
-        <w:rPr>
-          <w:b/>
-        </w:rPr>
-        <w:t>Rate</w:t>
-      </w:r>
-      <w:r>
-        <w:t xml:space="preserve"> retunes the cadence live; toggling </w:t>
-      </w:r>
-      <w:r>
-        <w:rPr>
-          <w:b/>
-        </w:rPr>
-        <w:t>Send?</w:t>
-      </w:r>
-      <w:r>
-        <w:t xml:space="preserve"> starts or stops just that one message.</w:t>
+        <w:t>Advanced bit grouping</w:t>
+      </w:r>
+      <w:r>
+        <w:t xml:space="preserve"> to define named sub-fields of bits.</w:t>
       </w:r>
     </w:p>
     <w:p>
@@ -1511,40 +1903,48 @@
         <w:pStyle w:val="Heading2"/>
       </w:pPr>
       <w:r>
-        <w:t>Build an NMEA 0183 sentence</w:t>
+        <w:t>Change a value while it is already streaming</w:t>
       </w:r>
     </w:p>
     <w:p>
       <w:r>
-        <w:t xml:space="preserve">Add a message and set its </w:t>
+        <w:t xml:space="preserve">With Send running, open </w:t>
       </w:r>
       <w:r>
         <w:rPr>
           <w:b/>
         </w:rPr>
-        <w:t>Format</w:t>
-      </w:r>
-      <w:r>
-        <w:t xml:space="preserve"> to </w:t>
+        <w:t>Configure Fields</w:t>
+      </w:r>
+      <w:r>
+        <w:t xml:space="preserve">, change the Value, </w:t>
       </w:r>
       <w:r>
         <w:rPr>
           <w:b/>
         </w:rPr>
-        <w:t>NMEA</w:t>
-      </w:r>
-      <w:r>
-        <w:t xml:space="preserve">; pick the sentence (e.g. GGA) and talker (e.g. GP). In Configure Fields, type each field's token value; the simulator builds </w:t>
+        <w:t>Save</w:t>
+      </w:r>
+      <w:r>
+        <w:t xml:space="preserve">. The live stream picks up the new bytes immediately — no Stop/Start needed. Changing the </w:t>
       </w:r>
       <w:r>
         <w:rPr>
-          <w:rFonts w:ascii="Consolas" w:hAnsi="Consolas"/>
-          <w:color w:val="C7254E"/>
+          <w:b/>
         </w:rPr>
-        <w:t>$GPGGA,...*HH&lt;CR&gt;&lt;LF&gt;</w:t>
-      </w:r>
-      <w:r>
-        <w:t xml:space="preserve"> with a correct XOR checksum.</w:t>
+        <w:t>Rate</w:t>
+      </w:r>
+      <w:r>
+        <w:t xml:space="preserve"> retunes the cadence live; toggling </w:t>
+      </w:r>
+      <w:r>
+        <w:rPr>
+          <w:b/>
+        </w:rPr>
+        <w:t>Send?</w:t>
+      </w:r>
+      <w:r>
+        <w:t xml:space="preserve"> starts or stops just that one message.</w:t>
       </w:r>
     </w:p>
     <w:p>
@@ -1552,6 +1952,222 @@
         <w:pStyle w:val="Heading2"/>
       </w:pPr>
       <w:r>
+        <w:t>Build an NMEA 0183 sentence</w:t>
+      </w:r>
+    </w:p>
+    <w:p>
+      <w:r>
+        <w:t xml:space="preserve">Add a message and set its </w:t>
+      </w:r>
+      <w:r>
+        <w:rPr>
+          <w:b/>
+        </w:rPr>
+        <w:t>Format</w:t>
+      </w:r>
+      <w:r>
+        <w:t xml:space="preserve"> to </w:t>
+      </w:r>
+      <w:r>
+        <w:rPr>
+          <w:b/>
+        </w:rPr>
+        <w:t>NMEA</w:t>
+      </w:r>
+      <w:r>
+        <w:t>. A picker lets you choose a predefined sentence (e.g. VBW, GGA) or type a custom 3-letter formatter:</w:t>
+      </w:r>
+    </w:p>
+    <w:p>
+      <w:r>
+        <w:drawing>
+          <wp:inline xmlns:a="http://schemas.openxmlformats.org/drawingml/2006/main" xmlns:pic="http://schemas.openxmlformats.org/drawingml/2006/picture">
+            <wp:extent cx="5760720" cy="1955335"/>
+            <wp:docPr id="9" name="Picture 9"/>
+            <wp:cNvGraphicFramePr>
+              <a:graphicFrameLocks noChangeAspect="1"/>
+            </wp:cNvGraphicFramePr>
+            <a:graphic>
+              <a:graphicData uri="http://schemas.openxmlformats.org/drawingml/2006/picture">
+                <pic:pic>
+                  <pic:nvPicPr>
+                    <pic:cNvPr id="0" name="nmea-picker.png"/>
+                    <pic:cNvPicPr/>
+                  </pic:nvPicPr>
+                  <pic:blipFill>
+                    <a:blip r:embed="rId17"/>
+                    <a:stretch>
+                      <a:fillRect/>
+                    </a:stretch>
+                  </pic:blipFill>
+                  <pic:spPr>
+                    <a:xfrm>
+                      <a:off x="0" y="0"/>
+                      <a:ext cx="5760720" cy="1955335"/>
+                    </a:xfrm>
+                    <a:prstGeom prst="rect"/>
+                  </pic:spPr>
+                </pic:pic>
+              </a:graphicData>
+            </a:graphic>
+          </wp:inline>
+        </w:drawing>
+      </w:r>
+    </w:p>
+    <w:p>
+      <w:r>
+        <w:rPr>
+          <w:i/>
+          <w:color w:val="666666"/>
+          <w:sz w:val="18"/>
+        </w:rPr>
+        <w:t>Select NMEA Sentence — predefined sentences or a custom formatter</w:t>
+      </w:r>
+    </w:p>
+    <w:p>
+      <w:r>
+        <w:t xml:space="preserve">The message definition then shows the chosen </w:t>
+      </w:r>
+      <w:r>
+        <w:rPr>
+          <w:b/>
+        </w:rPr>
+        <w:t>NMEA Sentence</w:t>
+      </w:r>
+      <w:r>
+        <w:t xml:space="preserve"> and a </w:t>
+      </w:r>
+      <w:r>
+        <w:rPr>
+          <w:b/>
+        </w:rPr>
+        <w:t>NMEA Talker</w:t>
+      </w:r>
+      <w:r>
+        <w:t xml:space="preserve"> (e.g. GP):</w:t>
+      </w:r>
+    </w:p>
+    <w:p>
+      <w:r>
+        <w:drawing>
+          <wp:inline xmlns:a="http://schemas.openxmlformats.org/drawingml/2006/main" xmlns:pic="http://schemas.openxmlformats.org/drawingml/2006/picture">
+            <wp:extent cx="5162550" cy="4076700"/>
+            <wp:docPr id="10" name="Picture 10"/>
+            <wp:cNvGraphicFramePr>
+              <a:graphicFrameLocks noChangeAspect="1"/>
+            </wp:cNvGraphicFramePr>
+            <a:graphic>
+              <a:graphicData uri="http://schemas.openxmlformats.org/drawingml/2006/picture">
+                <pic:pic>
+                  <pic:nvPicPr>
+                    <pic:cNvPr id="0" name="message-def-nmea.png"/>
+                    <pic:cNvPicPr/>
+                  </pic:nvPicPr>
+                  <pic:blipFill>
+                    <a:blip r:embed="rId18"/>
+                    <a:stretch>
+                      <a:fillRect/>
+                    </a:stretch>
+                  </pic:blipFill>
+                  <pic:spPr>
+                    <a:xfrm>
+                      <a:off x="0" y="0"/>
+                      <a:ext cx="5162550" cy="4076700"/>
+                    </a:xfrm>
+                    <a:prstGeom prst="rect"/>
+                  </pic:spPr>
+                </pic:pic>
+              </a:graphicData>
+            </a:graphic>
+          </wp:inline>
+        </w:drawing>
+      </w:r>
+    </w:p>
+    <w:p>
+      <w:r>
+        <w:rPr>
+          <w:i/>
+          <w:color w:val="666666"/>
+          <w:sz w:val="18"/>
+        </w:rPr>
+        <w:t>Message Definition for an NMEA message — sentence and talker</w:t>
+      </w:r>
+    </w:p>
+    <w:p>
+      <w:r>
+        <w:t xml:space="preserve">In </w:t>
+      </w:r>
+      <w:r>
+        <w:rPr>
+          <w:b/>
+        </w:rPr>
+        <w:t>Configure Fields</w:t>
+      </w:r>
+      <w:r>
+        <w:t xml:space="preserve">, tick the fields to include and type each one's token value; the simulator builds </w:t>
+      </w:r>
+      <w:r>
+        <w:rPr>
+          <w:rFonts w:ascii="Consolas" w:hAnsi="Consolas"/>
+          <w:color w:val="C7254E"/>
+        </w:rPr>
+        <w:t>$GPVBW,...*HH&lt;CR&gt;&lt;LF&gt;</w:t>
+      </w:r>
+      <w:r>
+        <w:t xml:space="preserve"> with a correct XOR checksum:</w:t>
+      </w:r>
+    </w:p>
+    <w:p>
+      <w:r>
+        <w:drawing>
+          <wp:inline xmlns:a="http://schemas.openxmlformats.org/drawingml/2006/main" xmlns:pic="http://schemas.openxmlformats.org/drawingml/2006/picture">
+            <wp:extent cx="5760720" cy="4657031"/>
+            <wp:docPr id="11" name="Picture 11"/>
+            <wp:cNvGraphicFramePr>
+              <a:graphicFrameLocks noChangeAspect="1"/>
+            </wp:cNvGraphicFramePr>
+            <a:graphic>
+              <a:graphicData uri="http://schemas.openxmlformats.org/drawingml/2006/picture">
+                <pic:pic>
+                  <pic:nvPicPr>
+                    <pic:cNvPr id="0" name="nmea-field-config.png"/>
+                    <pic:cNvPicPr/>
+                  </pic:nvPicPr>
+                  <pic:blipFill>
+                    <a:blip r:embed="rId19"/>
+                    <a:stretch>
+                      <a:fillRect/>
+                    </a:stretch>
+                  </pic:blipFill>
+                  <pic:spPr>
+                    <a:xfrm>
+                      <a:off x="0" y="0"/>
+                      <a:ext cx="5760720" cy="4657031"/>
+                    </a:xfrm>
+                    <a:prstGeom prst="rect"/>
+                  </pic:spPr>
+                </pic:pic>
+              </a:graphicData>
+            </a:graphic>
+          </wp:inline>
+        </w:drawing>
+      </w:r>
+    </w:p>
+    <w:p>
+      <w:r>
+        <w:rPr>
+          <w:i/>
+          <w:color w:val="666666"/>
+          <w:sz w:val="18"/>
+        </w:rPr>
+        <w:t>NMEA Field Configuration — include, default name, custom label, and value per token</w:t>
+      </w:r>
+    </w:p>
+    <w:p>
+      <w:pPr>
+        <w:pStyle w:val="Heading2"/>
+      </w:pPr>
+      <w:r>
         <w:t>Import messages from a Word ICD</w:t>
       </w:r>
     </w:p>
@@ -1612,6 +2228,52 @@
       </w:r>
       <w:r>
         <w:t>) with a warning.</w:t>
+      </w:r>
+    </w:p>
+    <w:p>
+      <w:r>
+        <w:drawing>
+          <wp:inline xmlns:a="http://schemas.openxmlformats.org/drawingml/2006/main" xmlns:pic="http://schemas.openxmlformats.org/drawingml/2006/picture">
+            <wp:extent cx="5760720" cy="4847435"/>
+            <wp:docPr id="12" name="Picture 12"/>
+            <wp:cNvGraphicFramePr>
+              <a:graphicFrameLocks noChangeAspect="1"/>
+            </wp:cNvGraphicFramePr>
+            <a:graphic>
+              <a:graphicData uri="http://schemas.openxmlformats.org/drawingml/2006/picture">
+                <pic:pic>
+                  <pic:nvPicPr>
+                    <pic:cNvPr id="0" name="icd-import.png"/>
+                    <pic:cNvPicPr/>
+                  </pic:nvPicPr>
+                  <pic:blipFill>
+                    <a:blip r:embed="rId20"/>
+                    <a:stretch>
+                      <a:fillRect/>
+                    </a:stretch>
+                  </pic:blipFill>
+                  <pic:spPr>
+                    <a:xfrm>
+                      <a:off x="0" y="0"/>
+                      <a:ext cx="5760720" cy="4847435"/>
+                    </a:xfrm>
+                    <a:prstGeom prst="rect"/>
+                  </pic:spPr>
+                </pic:pic>
+              </a:graphicData>
+            </a:graphic>
+          </wp:inline>
+        </w:drawing>
+      </w:r>
+    </w:p>
+    <w:p>
+      <w:r>
+        <w:rPr>
+          <w:i/>
+          <w:color w:val="666666"/>
+          <w:sz w:val="18"/>
+        </w:rPr>
+        <w:t>Import ICD — pick tables, build, and review before importing</w:t>
       </w:r>
     </w:p>
     <w:p>
@@ -2771,6 +3433,34 @@
         <w:rPr>
           <w:b/>
         </w:rPr>
+        <w:t>Bit grouping</w:t>
+      </w:r>
+      <w:r>
+        <w:t xml:space="preserve"> — named sub-fields of bits within a single field, set in the Bit Editor.</w:t>
+      </w:r>
+    </w:p>
+    <w:p>
+      <w:pPr>
+        <w:pStyle w:val="ListBullet"/>
+      </w:pPr>
+      <w:r>
+        <w:rPr>
+          <w:b/>
+        </w:rPr>
+        <w:t>Connection</w:t>
+      </w:r>
+      <w:r>
+        <w:t xml:space="preserve"> — a named send destination (UDP / TCP / serial); each message is sent on the connection it is bound to.</w:t>
+      </w:r>
+    </w:p>
+    <w:p>
+      <w:pPr>
+        <w:pStyle w:val="ListBullet"/>
+      </w:pPr>
+      <w:r>
+        <w:rPr>
+          <w:b/>
+        </w:rPr>
         <w:t>NMEA 0183</w:t>
       </w:r>
       <w:r>
@@ -2782,6 +3472,64 @@
           <w:color w:val="C7254E"/>
         </w:rPr>
         <w:t>$TALKER+FORMATTER,fields*CHECKSUM</w:t>
+      </w:r>
+      <w:r>
+        <w:t>).</w:t>
+      </w:r>
+    </w:p>
+    <w:p>
+      <w:pPr>
+        <w:pStyle w:val="ListBullet"/>
+      </w:pPr>
+      <w:r>
+        <w:rPr>
+          <w:b/>
+        </w:rPr>
+        <w:t>Talker</w:t>
+      </w:r>
+      <w:r>
+        <w:t xml:space="preserve"> — the 2-character source identifier at the start of an NMEA sentence (e.g. </w:t>
+      </w:r>
+      <w:r>
+        <w:rPr>
+          <w:rFonts w:ascii="Consolas" w:hAnsi="Consolas"/>
+          <w:color w:val="C7254E"/>
+        </w:rPr>
+        <w:t>GP</w:t>
+      </w:r>
+      <w:r>
+        <w:t>).</w:t>
+      </w:r>
+    </w:p>
+    <w:p>
+      <w:pPr>
+        <w:pStyle w:val="ListBullet"/>
+      </w:pPr>
+      <w:r>
+        <w:rPr>
+          <w:b/>
+        </w:rPr>
+        <w:t>Formatter</w:t>
+      </w:r>
+      <w:r>
+        <w:t xml:space="preserve"> — the 3-character sentence-type code that follows the talker (e.g. </w:t>
+      </w:r>
+      <w:r>
+        <w:rPr>
+          <w:rFonts w:ascii="Consolas" w:hAnsi="Consolas"/>
+          <w:color w:val="C7254E"/>
+        </w:rPr>
+        <w:t>VBW</w:t>
+      </w:r>
+      <w:r>
+        <w:t xml:space="preserve">, </w:t>
+      </w:r>
+      <w:r>
+        <w:rPr>
+          <w:rFonts w:ascii="Consolas" w:hAnsi="Consolas"/>
+          <w:color w:val="C7254E"/>
+        </w:rPr>
+        <w:t>GGA</w:t>
       </w:r>
       <w:r>
         <w:t>).</w:t>

--- a/docs/manual/simulator_manual.docx
+++ b/docs/manual/simulator_manual.docx
@@ -57,7 +57,78 @@
         <w:t>serial COM port</w:t>
       </w:r>
       <w:r>
-        <w:t>. It is the sender-side companion to *Universal Wireshark Log Reader* (the receiver/parser). Use it to feed a system under test with exactly the bytes you choose, at the rate you choose.</w:t>
+        <w:t xml:space="preserve">. It is the sender-side companion to *Universal Wireshark Log Reader* (the receiver/parser). Use it to feed a system under test with exactly the bytes you choose, at the rate you choose. Sent packets can be </w:t>
+      </w:r>
+      <w:r>
+        <w:rPr>
+          <w:b/>
+        </w:rPr>
+        <w:t>exported to a `.pcapng`</w:t>
+      </w:r>
+      <w:r>
+        <w:t xml:space="preserve"> capture and </w:t>
+      </w:r>
+      <w:r>
+        <w:rPr>
+          <w:b/>
+        </w:rPr>
+        <w:t>inspected packet-by-packet</w:t>
+      </w:r>
+      <w:r>
+        <w:t xml:space="preserve"> like in Wireshark.</w:t>
+      </w:r>
+    </w:p>
+    <w:p>
+      <w:pPr>
+        <w:pStyle w:val="Quote"/>
+      </w:pPr>
+      <w:r>
+        <w:t xml:space="preserve">Exports and setups live under </w:t>
+      </w:r>
+      <w:r>
+        <w:rPr>
+          <w:b/>
+        </w:rPr>
+        <w:t>Documents → UniversalDataSuite</w:t>
+      </w:r>
+      <w:r>
+        <w:t xml:space="preserve">: Export dialogs open in </w:t>
+      </w:r>
+      <w:r>
+        <w:rPr>
+          <w:b/>
+        </w:rPr>
+        <w:t>`Output Files`</w:t>
+      </w:r>
+      <w:r>
+        <w:t xml:space="preserve"> and setups auto-save to </w:t>
+      </w:r>
+      <w:r>
+        <w:rPr>
+          <w:b/>
+        </w:rPr>
+        <w:t>`Projects`</w:t>
+      </w:r>
+      <w:r>
+        <w:t xml:space="preserve">, so your work survives a rebuild. Field definitions exchange as </w:t>
+      </w:r>
+      <w:r>
+        <w:rPr>
+          <w:b/>
+        </w:rPr>
+        <w:t>Excel</w:t>
+      </w:r>
+      <w:r>
+        <w:t xml:space="preserve"> and </w:t>
+      </w:r>
+      <w:r>
+        <w:rPr>
+          <w:b/>
+        </w:rPr>
+        <w:t>JSON</w:t>
+      </w:r>
+      <w:r>
+        <w:t xml:space="preserve"> only (CSV has been retired).</w:t>
       </w:r>
     </w:p>
     <w:p>
@@ -374,7 +445,25 @@
         <w:t>Outgoing Data History</w:t>
       </w:r>
       <w:r>
-        <w:t xml:space="preserve"> — the payloads handed to the link, in hex, with a timestamp and byte count.</w:t>
+        <w:t xml:space="preserve"> — the payloads handed to the link, in hex, with a timestamp and byte count. </w:t>
+      </w:r>
+      <w:r>
+        <w:rPr>
+          <w:b/>
+        </w:rPr>
+        <w:t>Double-click</w:t>
+      </w:r>
+      <w:r>
+        <w:t xml:space="preserve"> a row to inspect that packet, or </w:t>
+      </w:r>
+      <w:r>
+        <w:rPr>
+          <w:b/>
+        </w:rPr>
+        <w:t>Export pcapng…</w:t>
+      </w:r>
+      <w:r>
+        <w:t xml:space="preserve"> (Ctrl+E) to save the lot.</w:t>
       </w:r>
     </w:p>
     <w:p>
@@ -484,7 +573,16 @@
         <w:t>Add</w:t>
       </w:r>
       <w:r>
-        <w:t xml:space="preserve"> at least one connection and pick its transport — *UDP* (destination IP + port), *TCP* (host + port + Server/Client role), or *Serial* (COM port, baud, data bits, parity, stop bits). </w:t>
+        <w:t xml:space="preserve"> at least one connection and pick its transport — *UDP* (destination IP + port + </w:t>
+      </w:r>
+      <w:r>
+        <w:rPr>
+          <w:b/>
+        </w:rPr>
+        <w:t>Send via adapter</w:t>
+      </w:r>
+      <w:r>
+        <w:t xml:space="preserve">), *TCP* (host + port + Listen/Connect role), or *Serial* (COM port, baud, data bits, parity, stop bits). </w:t>
       </w:r>
       <w:r>
         <w:rPr>
@@ -712,7 +810,16 @@
         <w:t>UDP</w:t>
       </w:r>
       <w:r>
-        <w:t xml:space="preserve"> (destination IP + port), </w:t>
+        <w:t xml:space="preserve"> (destination IP + port + </w:t>
+      </w:r>
+      <w:r>
+        <w:rPr>
+          <w:b/>
+        </w:rPr>
+        <w:t>Send via adapter</w:t>
+      </w:r>
+      <w:r>
+        <w:t xml:space="preserve">), </w:t>
       </w:r>
       <w:r>
         <w:rPr>
@@ -721,7 +828,7 @@
         <w:t>TCP</w:t>
       </w:r>
       <w:r>
-        <w:t xml:space="preserve"> (host + port + Server/Client role), or </w:t>
+        <w:t xml:space="preserve"> (host + port + Listen/Connect role), or </w:t>
       </w:r>
       <w:r>
         <w:rPr>
@@ -739,7 +846,16 @@
         <w:t>Refresh</w:t>
       </w:r>
       <w:r>
-        <w:t xml:space="preserve"> re-scans the ports). </w:t>
+        <w:t xml:space="preserve"> re-scans the ports). For UDP, </w:t>
+      </w:r>
+      <w:r>
+        <w:rPr>
+          <w:b/>
+        </w:rPr>
+        <w:t>Send via adapter</w:t>
+      </w:r>
+      <w:r>
+        <w:t xml:space="preserve"> chooses which local network interface the datagrams leave from — pick your Ethernet adapter (rather than *Any adapter*) to force traffic out that NIC and set the multicast send interface; this is what stops a multi-homed PC from only ever reaching loopback. </w:t>
       </w:r>
       <w:r>
         <w:rPr>
@@ -1087,7 +1203,26 @@
         <w:t>Value</w:t>
       </w:r>
       <w:r>
-        <w:t xml:space="preserve"> is typed in the field's own type; the read-only </w:t>
+        <w:t xml:space="preserve"> is typed in the field's own type; integer fields also accept </w:t>
+      </w:r>
+      <w:r>
+        <w:rPr>
+          <w:b/>
+        </w:rPr>
+        <w:t>hex with a `0x` prefix</w:t>
+      </w:r>
+      <w:r>
+        <w:t xml:space="preserve"> (e.g. </w:t>
+      </w:r>
+      <w:r>
+        <w:rPr>
+          <w:rFonts w:ascii="Consolas" w:hAnsi="Consolas"/>
+          <w:color w:val="C7254E"/>
+        </w:rPr>
+        <w:t>0xFF</w:t>
+      </w:r>
+      <w:r>
+        <w:t xml:space="preserve">). The read-only </w:t>
       </w:r>
       <w:r>
         <w:rPr>
@@ -1135,19 +1270,10 @@
         <w:rPr>
           <w:b/>
         </w:rPr>
-        <w:t>CSV</w:t>
-      </w:r>
-      <w:r>
-        <w:t xml:space="preserve">, </w:t>
-      </w:r>
-      <w:r>
-        <w:rPr>
-          <w:b/>
-        </w:rPr>
         <w:t>JSON</w:t>
       </w:r>
       <w:r>
-        <w:t xml:space="preserve">, and </w:t>
+        <w:t xml:space="preserve"> and </w:t>
       </w:r>
       <w:r>
         <w:rPr>
@@ -1156,7 +1282,7 @@
         <w:t>Excel</w:t>
       </w:r>
       <w:r>
-        <w:t xml:space="preserve"> toolbar menus let you import/export the field list. JSON carries the full definition (including bit groups); CSV and Excel carry the flat column layout.</w:t>
+        <w:t xml:space="preserve"> toolbar menus import/export the field list. JSON carries the full definition (including bit groups); Excel carries the flat column layout. (CSV has been removed.)</w:t>
       </w:r>
     </w:p>
     <w:p>
@@ -1424,6 +1550,98 @@
     </w:p>
     <w:p>
       <w:pPr>
+        <w:pStyle w:val="ListBullet"/>
+      </w:pPr>
+      <w:r>
+        <w:rPr>
+          <w:b/>
+        </w:rPr>
+        <w:t>Double-click any row</w:t>
+      </w:r>
+      <w:r>
+        <w:t xml:space="preserve"> to open the </w:t>
+      </w:r>
+      <w:r>
+        <w:rPr>
+          <w:b/>
+        </w:rPr>
+        <w:t>packet inspector</w:t>
+      </w:r>
+      <w:r>
+        <w:t xml:space="preserve"> — a Wireshark-style view with a protocol tree (Frame / Ethernet II / IPv4 / UDP|TCP / Data, built from the same synthesized headers the export writes), a field-by-field breakdown against the message definition, and a hex + ASCII dump.</w:t>
+      </w:r>
+    </w:p>
+    <w:p>
+      <w:pPr>
+        <w:pStyle w:val="ListBullet"/>
+      </w:pPr>
+      <w:r>
+        <w:rPr>
+          <w:b/>
+        </w:rPr>
+        <w:t>Export pcapng…</w:t>
+      </w:r>
+      <w:r>
+        <w:t xml:space="preserve"> (</w:t>
+      </w:r>
+      <w:r>
+        <w:rPr>
+          <w:b/>
+        </w:rPr>
+        <w:t>Ctrl+E</w:t>
+      </w:r>
+      <w:r>
+        <w:t xml:space="preserve">, or </w:t>
+      </w:r>
+      <w:r>
+        <w:rPr>
+          <w:b/>
+        </w:rPr>
+        <w:t>File → Export Sent Data (pcapng)</w:t>
+      </w:r>
+      <w:r>
+        <w:t xml:space="preserve">) saves every packet in the history to a </w:t>
+      </w:r>
+      <w:r>
+        <w:rPr>
+          <w:rFonts w:ascii="Consolas" w:hAnsi="Consolas"/>
+          <w:color w:val="C7254E"/>
+        </w:rPr>
+        <w:t>.pcapng</w:t>
+      </w:r>
+      <w:r>
+        <w:t xml:space="preserve"> capture (synthesized Ethernet/IPv4/UDP or TCP). The file opens in </w:t>
+      </w:r>
+      <w:r>
+        <w:rPr>
+          <w:b/>
+        </w:rPr>
+        <w:t>Wireshark</w:t>
+      </w:r>
+      <w:r>
+        <w:t xml:space="preserve"> and also re-parses in the </w:t>
+      </w:r>
+      <w:r>
+        <w:rPr>
+          <w:b/>
+        </w:rPr>
+        <w:t>reader</w:t>
+      </w:r>
+      <w:r>
+        <w:t xml:space="preserve">. It is written to your </w:t>
+      </w:r>
+      <w:r>
+        <w:rPr>
+          <w:b/>
+        </w:rPr>
+        <w:t>Output Files</w:t>
+      </w:r>
+      <w:r>
+        <w:t xml:space="preserve"> folder by default.</w:t>
+      </w:r>
+    </w:p>
+    <w:p>
+      <w:pPr>
         <w:pBdr>
           <w:bottom w:val="single" w:sz="6" w:space="1" w:color="BBBBBB"/>
         </w:pBdr>
@@ -1618,7 +1836,7 @@
         <w:t>TCP</w:t>
       </w:r>
       <w:r>
-        <w:t xml:space="preserve"> connection; set the role (Server or Client), host and port; </w:t>
+        <w:t xml:space="preserve"> connection; set the role (Listen or Connect), host and port; </w:t>
       </w:r>
       <w:r>
         <w:rPr>
@@ -1645,6 +1863,148 @@
       </w:r>
       <w:r>
         <w:t>. Data is written to the TCP stream.</w:t>
+      </w:r>
+    </w:p>
+    <w:p>
+      <w:pPr>
+        <w:pStyle w:val="Heading2"/>
+      </w:pPr>
+      <w:r>
+        <w:t>Send out a specific Ethernet adapter (not loopback)</w:t>
+      </w:r>
+    </w:p>
+    <w:p>
+      <w:r>
+        <w:t xml:space="preserve">1. </w:t>
+      </w:r>
+      <w:r>
+        <w:rPr>
+          <w:b/>
+        </w:rPr>
+        <w:t>Configure…</w:t>
+      </w:r>
+      <w:r>
+        <w:t xml:space="preserve"> → select your </w:t>
+      </w:r>
+      <w:r>
+        <w:rPr>
+          <w:b/>
+        </w:rPr>
+        <w:t>UDP</w:t>
+      </w:r>
+      <w:r>
+        <w:t xml:space="preserve"> connection → set </w:t>
+      </w:r>
+      <w:r>
+        <w:rPr>
+          <w:b/>
+        </w:rPr>
+        <w:t>Send via adapter</w:t>
+      </w:r>
+      <w:r>
+        <w:t xml:space="preserve"> to your Ethernet NIC (rather than *Any adapter*). Press </w:t>
+      </w:r>
+      <w:r>
+        <w:rPr>
+          <w:b/>
+        </w:rPr>
+        <w:t>Refresh</w:t>
+      </w:r>
+      <w:r>
+        <w:t xml:space="preserve"> if the adapter isn't listed.</w:t>
+      </w:r>
+    </w:p>
+    <w:p>
+      <w:r>
+        <w:t xml:space="preserve">2. </w:t>
+      </w:r>
+      <w:r>
+        <w:rPr>
+          <w:b/>
+        </w:rPr>
+        <w:t>Test Connection</w:t>
+      </w:r>
+      <w:r>
+        <w:t xml:space="preserve">, then </w:t>
+      </w:r>
+      <w:r>
+        <w:rPr>
+          <w:b/>
+        </w:rPr>
+        <w:t>Send</w:t>
+      </w:r>
+      <w:r>
+        <w:t>. The datagrams now leave that interface (and, for a multicast destination, use it as the multicast send interface) instead of being routed to loopback.</w:t>
+      </w:r>
+    </w:p>
+    <w:p>
+      <w:pPr>
+        <w:pStyle w:val="Heading2"/>
+      </w:pPr>
+      <w:r>
+        <w:t>Enter a field value in hex</w:t>
+      </w:r>
+    </w:p>
+    <w:p>
+      <w:r>
+        <w:t xml:space="preserve">In </w:t>
+      </w:r>
+      <w:r>
+        <w:rPr>
+          <w:b/>
+        </w:rPr>
+        <w:t>Configure Fields</w:t>
+      </w:r>
+      <w:r>
+        <w:t xml:space="preserve">, type a value with a </w:t>
+      </w:r>
+      <w:r>
+        <w:rPr>
+          <w:rFonts w:ascii="Consolas" w:hAnsi="Consolas"/>
+          <w:color w:val="C7254E"/>
+        </w:rPr>
+        <w:t>0x</w:t>
+      </w:r>
+      <w:r>
+        <w:t xml:space="preserve"> prefix in the </w:t>
+      </w:r>
+      <w:r>
+        <w:rPr>
+          <w:b/>
+        </w:rPr>
+        <w:t>Value</w:t>
+      </w:r>
+      <w:r>
+        <w:t xml:space="preserve"> cell of an integer field (e.g. </w:t>
+      </w:r>
+      <w:r>
+        <w:rPr>
+          <w:rFonts w:ascii="Consolas" w:hAnsi="Consolas"/>
+          <w:color w:val="C7254E"/>
+        </w:rPr>
+        <w:t>0xFF</w:t>
+      </w:r>
+      <w:r>
+        <w:t xml:space="preserve">, or </w:t>
+      </w:r>
+      <w:r>
+        <w:rPr>
+          <w:rFonts w:ascii="Consolas" w:hAnsi="Consolas"/>
+          <w:color w:val="C7254E"/>
+        </w:rPr>
+        <w:t>0x1234</w:t>
+      </w:r>
+      <w:r>
+        <w:t xml:space="preserve">). The </w:t>
+      </w:r>
+      <w:r>
+        <w:rPr>
+          <w:b/>
+        </w:rPr>
+        <w:t>Hex (auto)</w:t>
+      </w:r>
+      <w:r>
+        <w:t xml:space="preserve"> column immediately shows the bytes that will be sent. For signed types the hex is the raw two's-complement bit pattern for the field's width.</w:t>
       </w:r>
     </w:p>
     <w:p>
@@ -2281,6 +2641,93 @@
         <w:pStyle w:val="Heading2"/>
       </w:pPr>
       <w:r>
+        <w:t>Export the sent data to pcapng</w:t>
+      </w:r>
+    </w:p>
+    <w:p>
+      <w:r>
+        <w:t xml:space="preserve">After sending, press </w:t>
+      </w:r>
+      <w:r>
+        <w:rPr>
+          <w:b/>
+        </w:rPr>
+        <w:t>Export pcapng…</w:t>
+      </w:r>
+      <w:r>
+        <w:t xml:space="preserve"> in the Outgoing Data History bar (or </w:t>
+      </w:r>
+      <w:r>
+        <w:rPr>
+          <w:b/>
+        </w:rPr>
+        <w:t>Ctrl+E</w:t>
+      </w:r>
+      <w:r>
+        <w:t xml:space="preserve">). Every packet in the history is wrapped in synthesized Ethernet/IPv4/UDP (or TCP) and written to a </w:t>
+      </w:r>
+      <w:r>
+        <w:rPr>
+          <w:rFonts w:ascii="Consolas" w:hAnsi="Consolas"/>
+          <w:color w:val="C7254E"/>
+        </w:rPr>
+        <w:t>.pcapng</w:t>
+      </w:r>
+      <w:r>
+        <w:t xml:space="preserve"> in your </w:t>
+      </w:r>
+      <w:r>
+        <w:rPr>
+          <w:b/>
+        </w:rPr>
+        <w:t>Output Files</w:t>
+      </w:r>
+      <w:r>
+        <w:t xml:space="preserve"> folder — open it in </w:t>
+      </w:r>
+      <w:r>
+        <w:rPr>
+          <w:b/>
+        </w:rPr>
+        <w:t>Wireshark</w:t>
+      </w:r>
+      <w:r>
+        <w:t xml:space="preserve">, or load it in the </w:t>
+      </w:r>
+      <w:r>
+        <w:rPr>
+          <w:b/>
+        </w:rPr>
+        <w:t>reader</w:t>
+      </w:r>
+      <w:r>
+        <w:t xml:space="preserve"> to decode it back. (Serial frames have no IP framing and are skipped, with a note.)</w:t>
+      </w:r>
+    </w:p>
+    <w:p>
+      <w:pPr>
+        <w:pStyle w:val="Heading2"/>
+      </w:pPr>
+      <w:r>
+        <w:t>Inspect a sent packet</w:t>
+      </w:r>
+    </w:p>
+    <w:p>
+      <w:r>
+        <w:rPr>
+          <w:b/>
+        </w:rPr>
+        <w:t>Double-click</w:t>
+      </w:r>
+      <w:r>
+        <w:t xml:space="preserve"> any row in the Outgoing Data History to open the packet inspector: a protocol tree, a field-by-field breakdown against the message definition (offset / length / type / hex slice / value), and a hex + ASCII dump — the same view Wireshark gives, for one transmitted packet.</w:t>
+      </w:r>
+    </w:p>
+    <w:p>
+      <w:pPr>
+        <w:pStyle w:val="Heading2"/>
+      </w:pPr>
+      <w:r>
         <w:t>Import/export fields as Excel</w:t>
       </w:r>
     </w:p>
@@ -2323,7 +2770,7 @@
         <w:t>.xlsx</w:t>
       </w:r>
       <w:r>
-        <w:t xml:space="preserve"> file (same column layout as CSV), or </w:t>
+        <w:t xml:space="preserve"> file, or </w:t>
       </w:r>
       <w:r>
         <w:rPr>
@@ -2332,7 +2779,7 @@
         <w:t>Export</w:t>
       </w:r>
       <w:r>
-        <w:t xml:space="preserve"> to write the current fields to Excel.</w:t>
+        <w:t xml:space="preserve"> to write the current fields to Excel. (CSV import/export has been removed; use Excel or JSON.)</w:t>
       </w:r>
     </w:p>
     <w:p>
@@ -2345,22 +2792,25 @@
     </w:p>
     <w:p>
       <w:r>
+        <w:t xml:space="preserve">The </w:t>
+      </w:r>
+      <w:r>
         <w:rPr>
           <w:b/>
         </w:rPr>
-        <w:t>File → Export Messages (JSON)</w:t>
-      </w:r>
-      <w:r>
-        <w:t xml:space="preserve"> writes all messages — fields, send rate, format, values — to a single JSON file. </w:t>
+        <w:t>Import JSON… / Export JSON…</w:t>
+      </w:r>
+      <w:r>
+        <w:t xml:space="preserve"> buttons by the message table (also under </w:t>
       </w:r>
       <w:r>
         <w:rPr>
           <w:b/>
         </w:rPr>
-        <w:t>File → Import Messages (JSON)</w:t>
-      </w:r>
-      <w:r>
-        <w:t xml:space="preserve"> loads them back, appending to the current list (clashing names are auto-renamed). The format is shared with the reader, so you can round-trip definitions between the two apps without data loss.</w:t>
+        <w:t>File</w:t>
+      </w:r>
+      <w:r>
+        <w:t>) move all message definitions — fields, send rate, format, values — through a single JSON file. Import appends to the current list (clashing names are auto-renamed). The format is shared with the reader, so you can round-trip definitions between the two apps without data loss.</w:t>
       </w:r>
     </w:p>
     <w:p>
@@ -2428,7 +2878,16 @@
         <w:t>File → Save Setup</w:t>
       </w:r>
       <w:r>
-        <w:t xml:space="preserve"> writes the whole setup (connections + messages + fields + values + rates + each message's connection binding) to a JSON file; </w:t>
+        <w:t xml:space="preserve"> writes the whole setup (connections + messages + fields + values + rates + each message's connection binding) to a JSON file (defaulting to your </w:t>
+      </w:r>
+      <w:r>
+        <w:rPr>
+          <w:b/>
+        </w:rPr>
+        <w:t>Projects</w:t>
+      </w:r>
+      <w:r>
+        <w:t xml:space="preserve"> folder); </w:t>
       </w:r>
       <w:r>
         <w:rPr>
@@ -2437,7 +2896,16 @@
         <w:t>Open Setup</w:t>
       </w:r>
       <w:r>
-        <w:t xml:space="preserve"> loads one. The setup is also auto-saved on close and restored on next launch. Setups saved by an older single-destination build still load — their one destination becomes the first connection.</w:t>
+        <w:t xml:space="preserve"> loads one. The setup is also </w:t>
+      </w:r>
+      <w:r>
+        <w:rPr>
+          <w:b/>
+        </w:rPr>
+        <w:t>auto-saved to `Documents → UniversalDataSuite → Projects`</w:t>
+      </w:r>
+      <w:r>
+        <w:t xml:space="preserve"> — periodically while running and on close — and restored on next launch. Setups saved by an older single-destination build still load — their one destination becomes the first connection.</w:t>
       </w:r>
     </w:p>
     <w:p>
@@ -2913,6 +3381,109 @@
           <w:p>
             <w:r/>
             <w:r>
+              <w:t>UDP only reaches loopback, not the LAN</w:t>
+            </w:r>
+          </w:p>
+        </w:tc>
+        <w:tc>
+          <w:tcPr>
+            <w:tcW w:type="dxa" w:w="2880"/>
+          </w:tcPr>
+          <w:p>
+            <w:r/>
+            <w:r>
+              <w:t>Datagrams left via the default route</w:t>
+            </w:r>
+          </w:p>
+        </w:tc>
+        <w:tc>
+          <w:tcPr>
+            <w:tcW w:type="dxa" w:w="2880"/>
+          </w:tcPr>
+          <w:p>
+            <w:r/>
+            <w:r>
+              <w:t xml:space="preserve">In the UDP connection, set </w:t>
+            </w:r>
+            <w:r>
+              <w:rPr>
+                <w:b/>
+              </w:rPr>
+              <w:t>Send via adapter</w:t>
+            </w:r>
+            <w:r>
+              <w:t xml:space="preserve"> to your Ethernet NIC (not *Any adapter*); </w:t>
+            </w:r>
+            <w:r>
+              <w:rPr>
+                <w:b/>
+              </w:rPr>
+              <w:t>Refresh</w:t>
+            </w:r>
+            <w:r>
+              <w:t xml:space="preserve"> if needed.</w:t>
+            </w:r>
+          </w:p>
+        </w:tc>
+      </w:tr>
+      <w:tr>
+        <w:tc>
+          <w:tcPr>
+            <w:tcW w:type="dxa" w:w="2880"/>
+          </w:tcPr>
+          <w:p>
+            <w:r/>
+            <w:r>
+              <w:t>"There are no sent packets…" on Export pcapng</w:t>
+            </w:r>
+          </w:p>
+        </w:tc>
+        <w:tc>
+          <w:tcPr>
+            <w:tcW w:type="dxa" w:w="2880"/>
+          </w:tcPr>
+          <w:p>
+            <w:r/>
+            <w:r>
+              <w:t>The history is empty</w:t>
+            </w:r>
+          </w:p>
+        </w:tc>
+        <w:tc>
+          <w:tcPr>
+            <w:tcW w:type="dxa" w:w="2880"/>
+          </w:tcPr>
+          <w:p>
+            <w:r/>
+            <w:r>
+              <w:rPr>
+                <w:b/>
+              </w:rPr>
+              <w:t>Send</w:t>
+            </w:r>
+            <w:r>
+              <w:t xml:space="preserve"> at least one message first, then </w:t>
+            </w:r>
+            <w:r>
+              <w:rPr>
+                <w:b/>
+              </w:rPr>
+              <w:t>Export pcapng…</w:t>
+            </w:r>
+            <w:r>
+              <w:t xml:space="preserve"> (Ctrl+E).</w:t>
+            </w:r>
+          </w:p>
+        </w:tc>
+      </w:tr>
+      <w:tr>
+        <w:tc>
+          <w:tcPr>
+            <w:tcW w:type="dxa" w:w="2880"/>
+          </w:tcPr>
+          <w:p>
+            <w:r/>
+            <w:r>
               <w:t>NMEA sentence rejected by the receiver</w:t>
             </w:r>
           </w:p>
@@ -3207,6 +3778,30 @@
           <w:p>
             <w:r/>
             <w:r>
+              <w:t>Ctrl+E</w:t>
+            </w:r>
+          </w:p>
+        </w:tc>
+        <w:tc>
+          <w:tcPr>
+            <w:tcW w:type="dxa" w:w="4320"/>
+          </w:tcPr>
+          <w:p>
+            <w:r/>
+            <w:r>
+              <w:t>Export sent data to pcapng</w:t>
+            </w:r>
+          </w:p>
+        </w:tc>
+      </w:tr>
+      <w:tr>
+        <w:tc>
+          <w:tcPr>
+            <w:tcW w:type="dxa" w:w="4320"/>
+          </w:tcPr>
+          <w:p>
+            <w:r/>
+            <w:r>
               <w:t>F5 / Shift+F5</w:t>
             </w:r>
           </w:p>
@@ -3451,6 +4046,20 @@
       </w:r>
       <w:r>
         <w:t xml:space="preserve"> — a named send destination (UDP / TCP / serial); each message is sent on the connection it is bound to.</w:t>
+      </w:r>
+    </w:p>
+    <w:p>
+      <w:pPr>
+        <w:pStyle w:val="ListBullet"/>
+      </w:pPr>
+      <w:r>
+        <w:rPr>
+          <w:b/>
+        </w:rPr>
+        <w:t>pcapng</w:t>
+      </w:r>
+      <w:r>
+        <w:t xml:space="preserve"> — the modern packet-capture file format; the simulator's export wraps each sent payload in synthesized Ethernet/IPv4/UDP|TCP so Wireshark and the reader can both open it.</w:t>
       </w:r>
     </w:p>
     <w:p>

--- a/docs/manual/simulator_manual.docx
+++ b/docs/manual/simulator_manual.docx
@@ -5,9 +5,44 @@
     <w:p>
       <w:pPr>
         <w:pStyle w:val="Title"/>
+        <w:jc w:val="left"/>
       </w:pPr>
       <w:r>
-        <w:t>Universal Data Simulator — User Manual</w:t>
+        <w:t>Universal Data Simulator</w:t>
+      </w:r>
+    </w:p>
+    <w:p>
+      <w:r>
+        <w:rPr>
+          <w:i/>
+          <w:color w:val="606060"/>
+          <w:sz w:val="24"/>
+        </w:rPr>
+        <w:t>Universal Data Suite — user manual</w:t>
+      </w:r>
+    </w:p>
+    <w:p>
+      <w:r>
+        <w:rPr>
+          <w:b/>
+          <w:color w:val="312E81"/>
+          <w:sz w:val="30"/>
+        </w:rPr>
+        <w:t>Contents</w:t>
+      </w:r>
+    </w:p>
+    <w:p>
+      <w:r>
+        <w:fldChar w:fldCharType="begin"/>
+        <w:instrText xml:space="preserve">TOC \o "1-2" \h \z \u</w:instrText>
+        <w:fldChar w:fldCharType="separate"/>
+        <w:t>Update this field (select all, press F9) to build the contents with page numbers.</w:t>
+        <w:fldChar w:fldCharType="end"/>
+      </w:r>
+    </w:p>
+    <w:p>
+      <w:r>
+        <w:br w:type="page"/>
       </w:r>
     </w:p>
     <w:p>
@@ -272,10 +307,13 @@
       </w:r>
     </w:p>
     <w:p>
+      <w:pPr>
+        <w:jc w:val="center"/>
+      </w:pPr>
       <w:r>
         <w:drawing>
           <wp:inline xmlns:a="http://schemas.openxmlformats.org/drawingml/2006/main" xmlns:pic="http://schemas.openxmlformats.org/drawingml/2006/picture">
-            <wp:extent cx="5760720" cy="4305569"/>
+            <wp:extent cx="4297680" cy="3212091"/>
             <wp:docPr id="1" name="Picture 1"/>
             <wp:cNvGraphicFramePr>
               <a:graphicFrameLocks noChangeAspect="1"/>
@@ -288,7 +326,7 @@
                     <pic:cNvPicPr/>
                   </pic:nvPicPr>
                   <pic:blipFill>
-                    <a:blip r:embed="rId9"/>
+                    <a:blip r:embed="rId10"/>
                     <a:stretch>
                       <a:fillRect/>
                     </a:stretch>
@@ -296,7 +334,7 @@
                   <pic:spPr>
                     <a:xfrm>
                       <a:off x="0" y="0"/>
-                      <a:ext cx="5760720" cy="4305569"/>
+                      <a:ext cx="4297680" cy="3212091"/>
                     </a:xfrm>
                     <a:prstGeom prst="rect"/>
                   </pic:spPr>
@@ -308,6 +346,9 @@
       </w:r>
     </w:p>
     <w:p>
+      <w:pPr>
+        <w:jc w:val="center"/>
+      </w:pPr>
       <w:r>
         <w:rPr>
           <w:i/>
@@ -333,10 +374,13 @@
       </w:r>
     </w:p>
     <w:p>
+      <w:pPr>
+        <w:jc w:val="center"/>
+      </w:pPr>
       <w:r>
         <w:drawing>
           <wp:inline xmlns:a="http://schemas.openxmlformats.org/drawingml/2006/main" xmlns:pic="http://schemas.openxmlformats.org/drawingml/2006/picture">
-            <wp:extent cx="5760720" cy="4456874"/>
+            <wp:extent cx="4297680" cy="3324969"/>
             <wp:docPr id="2" name="Picture 2"/>
             <wp:cNvGraphicFramePr>
               <a:graphicFrameLocks noChangeAspect="1"/>
@@ -349,7 +393,7 @@
                     <pic:cNvPicPr/>
                   </pic:nvPicPr>
                   <pic:blipFill>
-                    <a:blip r:embed="rId10"/>
+                    <a:blip r:embed="rId11"/>
                     <a:stretch>
                       <a:fillRect/>
                     </a:stretch>
@@ -357,7 +401,7 @@
                   <pic:spPr>
                     <a:xfrm>
                       <a:off x="0" y="0"/>
-                      <a:ext cx="5760720" cy="4456874"/>
+                      <a:ext cx="4297680" cy="3324969"/>
                     </a:xfrm>
                     <a:prstGeom prst="rect"/>
                   </pic:spPr>
@@ -369,6 +413,9 @@
       </w:r>
     </w:p>
     <w:p>
+      <w:pPr>
+        <w:jc w:val="center"/>
+      </w:pPr>
       <w:r>
         <w:rPr>
           <w:i/>
@@ -490,10 +537,13 @@
       </w:r>
     </w:p>
     <w:p>
+      <w:pPr>
+        <w:jc w:val="center"/>
+      </w:pPr>
       <w:r>
         <w:drawing>
           <wp:inline xmlns:a="http://schemas.openxmlformats.org/drawingml/2006/main" xmlns:pic="http://schemas.openxmlformats.org/drawingml/2006/picture">
-            <wp:extent cx="5760720" cy="4456874"/>
+            <wp:extent cx="4297680" cy="3324969"/>
             <wp:docPr id="3" name="Picture 3"/>
             <wp:cNvGraphicFramePr>
               <a:graphicFrameLocks noChangeAspect="1"/>
@@ -506,7 +556,7 @@
                     <pic:cNvPicPr/>
                   </pic:nvPicPr>
                   <pic:blipFill>
-                    <a:blip r:embed="rId11"/>
+                    <a:blip r:embed="rId12"/>
                     <a:stretch>
                       <a:fillRect/>
                     </a:stretch>
@@ -514,7 +564,7 @@
                   <pic:spPr>
                     <a:xfrm>
                       <a:off x="0" y="0"/>
-                      <a:ext cx="5760720" cy="4456874"/>
+                      <a:ext cx="4297680" cy="3324969"/>
                     </a:xfrm>
                     <a:prstGeom prst="rect"/>
                   </pic:spPr>
@@ -526,6 +576,9 @@
       </w:r>
     </w:p>
     <w:p>
+      <w:pPr>
+        <w:jc w:val="center"/>
+      </w:pPr>
       <w:r>
         <w:rPr>
           <w:i/>
@@ -704,10 +757,13 @@
       </w:r>
     </w:p>
     <w:p>
+      <w:pPr>
+        <w:jc w:val="center"/>
+      </w:pPr>
       <w:r>
         <w:drawing>
           <wp:inline xmlns:a="http://schemas.openxmlformats.org/drawingml/2006/main" xmlns:pic="http://schemas.openxmlformats.org/drawingml/2006/picture">
-            <wp:extent cx="5760720" cy="4456874"/>
+            <wp:extent cx="4297680" cy="3324969"/>
             <wp:docPr id="4" name="Picture 4"/>
             <wp:cNvGraphicFramePr>
               <a:graphicFrameLocks noChangeAspect="1"/>
@@ -720,7 +776,7 @@
                     <pic:cNvPicPr/>
                   </pic:nvPicPr>
                   <pic:blipFill>
-                    <a:blip r:embed="rId12"/>
+                    <a:blip r:embed="rId13"/>
                     <a:stretch>
                       <a:fillRect/>
                     </a:stretch>
@@ -728,7 +784,7 @@
                   <pic:spPr>
                     <a:xfrm>
                       <a:off x="0" y="0"/>
-                      <a:ext cx="5760720" cy="4456874"/>
+                      <a:ext cx="4297680" cy="3324969"/>
                     </a:xfrm>
                     <a:prstGeom prst="rect"/>
                   </pic:spPr>
@@ -740,6 +796,9 @@
       </w:r>
     </w:p>
     <w:p>
+      <w:pPr>
+        <w:jc w:val="center"/>
+      </w:pPr>
       <w:r>
         <w:rPr>
           <w:i/>
@@ -913,10 +972,13 @@
       </w:r>
     </w:p>
     <w:p>
+      <w:pPr>
+        <w:jc w:val="center"/>
+      </w:pPr>
       <w:r>
         <w:drawing>
           <wp:inline xmlns:a="http://schemas.openxmlformats.org/drawingml/2006/main" xmlns:pic="http://schemas.openxmlformats.org/drawingml/2006/picture">
-            <wp:extent cx="5760720" cy="4408142"/>
+            <wp:extent cx="4297680" cy="3288614"/>
             <wp:docPr id="5" name="Picture 5"/>
             <wp:cNvGraphicFramePr>
               <a:graphicFrameLocks noChangeAspect="1"/>
@@ -929,7 +991,7 @@
                     <pic:cNvPicPr/>
                   </pic:nvPicPr>
                   <pic:blipFill>
-                    <a:blip r:embed="rId13"/>
+                    <a:blip r:embed="rId14"/>
                     <a:stretch>
                       <a:fillRect/>
                     </a:stretch>
@@ -937,7 +999,7 @@
                   <pic:spPr>
                     <a:xfrm>
                       <a:off x="0" y="0"/>
-                      <a:ext cx="5760720" cy="4408142"/>
+                      <a:ext cx="4297680" cy="3288614"/>
                     </a:xfrm>
                     <a:prstGeom prst="rect"/>
                   </pic:spPr>
@@ -949,6 +1011,9 @@
       </w:r>
     </w:p>
     <w:p>
+      <w:pPr>
+        <w:jc w:val="center"/>
+      </w:pPr>
       <w:r>
         <w:rPr>
           <w:i/>
@@ -1087,10 +1152,13 @@
       </w:r>
     </w:p>
     <w:p>
+      <w:pPr>
+        <w:jc w:val="center"/>
+      </w:pPr>
       <w:r>
         <w:drawing>
           <wp:inline xmlns:a="http://schemas.openxmlformats.org/drawingml/2006/main" xmlns:pic="http://schemas.openxmlformats.org/drawingml/2006/picture">
-            <wp:extent cx="5162550" cy="3486150"/>
+            <wp:extent cx="4297680" cy="2902123"/>
             <wp:docPr id="6" name="Picture 6"/>
             <wp:cNvGraphicFramePr>
               <a:graphicFrameLocks noChangeAspect="1"/>
@@ -1103,7 +1171,7 @@
                     <pic:cNvPicPr/>
                   </pic:nvPicPr>
                   <pic:blipFill>
-                    <a:blip r:embed="rId14"/>
+                    <a:blip r:embed="rId15"/>
                     <a:stretch>
                       <a:fillRect/>
                     </a:stretch>
@@ -1111,7 +1179,7 @@
                   <pic:spPr>
                     <a:xfrm>
                       <a:off x="0" y="0"/>
-                      <a:ext cx="5162550" cy="3486150"/>
+                      <a:ext cx="4297680" cy="2902123"/>
                     </a:xfrm>
                     <a:prstGeom prst="rect"/>
                   </pic:spPr>
@@ -1123,6 +1191,9 @@
       </w:r>
     </w:p>
     <w:p>
+      <w:pPr>
+        <w:jc w:val="center"/>
+      </w:pPr>
       <w:r>
         <w:rPr>
           <w:i/>
@@ -1312,10 +1383,13 @@
       </w:r>
     </w:p>
     <w:p>
+      <w:pPr>
+        <w:jc w:val="center"/>
+      </w:pPr>
       <w:r>
         <w:drawing>
           <wp:inline xmlns:a="http://schemas.openxmlformats.org/drawingml/2006/main" xmlns:pic="http://schemas.openxmlformats.org/drawingml/2006/picture">
-            <wp:extent cx="5760720" cy="3280484"/>
+            <wp:extent cx="4297680" cy="2447345"/>
             <wp:docPr id="7" name="Picture 7"/>
             <wp:cNvGraphicFramePr>
               <a:graphicFrameLocks noChangeAspect="1"/>
@@ -1328,7 +1402,7 @@
                     <pic:cNvPicPr/>
                   </pic:nvPicPr>
                   <pic:blipFill>
-                    <a:blip r:embed="rId15"/>
+                    <a:blip r:embed="rId16"/>
                     <a:stretch>
                       <a:fillRect/>
                     </a:stretch>
@@ -1336,7 +1410,7 @@
                   <pic:spPr>
                     <a:xfrm>
                       <a:off x="0" y="0"/>
-                      <a:ext cx="5760720" cy="3280484"/>
+                      <a:ext cx="4297680" cy="2447345"/>
                     </a:xfrm>
                     <a:prstGeom prst="rect"/>
                   </pic:spPr>
@@ -1348,6 +1422,9 @@
       </w:r>
     </w:p>
     <w:p>
+      <w:pPr>
+        <w:jc w:val="center"/>
+      </w:pPr>
       <w:r>
         <w:rPr>
           <w:i/>
@@ -1381,10 +1458,13 @@
       </w:r>
     </w:p>
     <w:p>
+      <w:pPr>
+        <w:jc w:val="center"/>
+      </w:pPr>
       <w:r>
         <w:drawing>
           <wp:inline xmlns:a="http://schemas.openxmlformats.org/drawingml/2006/main" xmlns:pic="http://schemas.openxmlformats.org/drawingml/2006/picture">
-            <wp:extent cx="5760720" cy="8810016"/>
+            <wp:extent cx="2511224" cy="3840479"/>
             <wp:docPr id="8" name="Picture 8"/>
             <wp:cNvGraphicFramePr>
               <a:graphicFrameLocks noChangeAspect="1"/>
@@ -1397,7 +1477,7 @@
                     <pic:cNvPicPr/>
                   </pic:nvPicPr>
                   <pic:blipFill>
-                    <a:blip r:embed="rId16"/>
+                    <a:blip r:embed="rId17"/>
                     <a:stretch>
                       <a:fillRect/>
                     </a:stretch>
@@ -1405,7 +1485,7 @@
                   <pic:spPr>
                     <a:xfrm>
                       <a:off x="0" y="0"/>
-                      <a:ext cx="5760720" cy="8810016"/>
+                      <a:ext cx="2511224" cy="3840479"/>
                     </a:xfrm>
                     <a:prstGeom prst="rect"/>
                   </pic:spPr>
@@ -1417,6 +1497,9 @@
       </w:r>
     </w:p>
     <w:p>
+      <w:pPr>
+        <w:jc w:val="center"/>
+      </w:pPr>
       <w:r>
         <w:rPr>
           <w:i/>
@@ -2339,10 +2422,13 @@
       </w:r>
     </w:p>
     <w:p>
+      <w:pPr>
+        <w:jc w:val="center"/>
+      </w:pPr>
       <w:r>
         <w:drawing>
           <wp:inline xmlns:a="http://schemas.openxmlformats.org/drawingml/2006/main" xmlns:pic="http://schemas.openxmlformats.org/drawingml/2006/picture">
-            <wp:extent cx="5760720" cy="1955335"/>
+            <wp:extent cx="4297680" cy="1458742"/>
             <wp:docPr id="9" name="Picture 9"/>
             <wp:cNvGraphicFramePr>
               <a:graphicFrameLocks noChangeAspect="1"/>
@@ -2355,7 +2441,7 @@
                     <pic:cNvPicPr/>
                   </pic:nvPicPr>
                   <pic:blipFill>
-                    <a:blip r:embed="rId17"/>
+                    <a:blip r:embed="rId18"/>
                     <a:stretch>
                       <a:fillRect/>
                     </a:stretch>
@@ -2363,7 +2449,7 @@
                   <pic:spPr>
                     <a:xfrm>
                       <a:off x="0" y="0"/>
-                      <a:ext cx="5760720" cy="1955335"/>
+                      <a:ext cx="4297680" cy="1458742"/>
                     </a:xfrm>
                     <a:prstGeom prst="rect"/>
                   </pic:spPr>
@@ -2375,6 +2461,9 @@
       </w:r>
     </w:p>
     <w:p>
+      <w:pPr>
+        <w:jc w:val="center"/>
+      </w:pPr>
       <w:r>
         <w:rPr>
           <w:i/>
@@ -2408,10 +2497,13 @@
       </w:r>
     </w:p>
     <w:p>
+      <w:pPr>
+        <w:jc w:val="center"/>
+      </w:pPr>
       <w:r>
         <w:drawing>
           <wp:inline xmlns:a="http://schemas.openxmlformats.org/drawingml/2006/main" xmlns:pic="http://schemas.openxmlformats.org/drawingml/2006/picture">
-            <wp:extent cx="5162550" cy="4076700"/>
+            <wp:extent cx="4297680" cy="3393740"/>
             <wp:docPr id="10" name="Picture 10"/>
             <wp:cNvGraphicFramePr>
               <a:graphicFrameLocks noChangeAspect="1"/>
@@ -2424,7 +2516,7 @@
                     <pic:cNvPicPr/>
                   </pic:nvPicPr>
                   <pic:blipFill>
-                    <a:blip r:embed="rId18"/>
+                    <a:blip r:embed="rId19"/>
                     <a:stretch>
                       <a:fillRect/>
                     </a:stretch>
@@ -2432,7 +2524,7 @@
                   <pic:spPr>
                     <a:xfrm>
                       <a:off x="0" y="0"/>
-                      <a:ext cx="5162550" cy="4076700"/>
+                      <a:ext cx="4297680" cy="3393740"/>
                     </a:xfrm>
                     <a:prstGeom prst="rect"/>
                   </pic:spPr>
@@ -2444,6 +2536,9 @@
       </w:r>
     </w:p>
     <w:p>
+      <w:pPr>
+        <w:jc w:val="center"/>
+      </w:pPr>
       <w:r>
         <w:rPr>
           <w:i/>
@@ -2478,10 +2573,13 @@
       </w:r>
     </w:p>
     <w:p>
+      <w:pPr>
+        <w:jc w:val="center"/>
+      </w:pPr>
       <w:r>
         <w:drawing>
           <wp:inline xmlns:a="http://schemas.openxmlformats.org/drawingml/2006/main" xmlns:pic="http://schemas.openxmlformats.org/drawingml/2006/picture">
-            <wp:extent cx="5760720" cy="4657031"/>
+            <wp:extent cx="4297680" cy="3474293"/>
             <wp:docPr id="11" name="Picture 11"/>
             <wp:cNvGraphicFramePr>
               <a:graphicFrameLocks noChangeAspect="1"/>
@@ -2494,7 +2592,7 @@
                     <pic:cNvPicPr/>
                   </pic:nvPicPr>
                   <pic:blipFill>
-                    <a:blip r:embed="rId19"/>
+                    <a:blip r:embed="rId20"/>
                     <a:stretch>
                       <a:fillRect/>
                     </a:stretch>
@@ -2502,7 +2600,7 @@
                   <pic:spPr>
                     <a:xfrm>
                       <a:off x="0" y="0"/>
-                      <a:ext cx="5760720" cy="4657031"/>
+                      <a:ext cx="4297680" cy="3474293"/>
                     </a:xfrm>
                     <a:prstGeom prst="rect"/>
                   </pic:spPr>
@@ -2514,6 +2612,9 @@
       </w:r>
     </w:p>
     <w:p>
+      <w:pPr>
+        <w:jc w:val="center"/>
+      </w:pPr>
       <w:r>
         <w:rPr>
           <w:i/>
@@ -2591,10 +2692,13 @@
       </w:r>
     </w:p>
     <w:p>
+      <w:pPr>
+        <w:jc w:val="center"/>
+      </w:pPr>
       <w:r>
         <w:drawing>
           <wp:inline xmlns:a="http://schemas.openxmlformats.org/drawingml/2006/main" xmlns:pic="http://schemas.openxmlformats.org/drawingml/2006/picture">
-            <wp:extent cx="5760720" cy="4847435"/>
+            <wp:extent cx="4297680" cy="3616340"/>
             <wp:docPr id="12" name="Picture 12"/>
             <wp:cNvGraphicFramePr>
               <a:graphicFrameLocks noChangeAspect="1"/>
@@ -2607,7 +2711,7 @@
                     <pic:cNvPicPr/>
                   </pic:nvPicPr>
                   <pic:blipFill>
-                    <a:blip r:embed="rId20"/>
+                    <a:blip r:embed="rId21"/>
                     <a:stretch>
                       <a:fillRect/>
                     </a:stretch>
@@ -2615,7 +2719,7 @@
                   <pic:spPr>
                     <a:xfrm>
                       <a:off x="0" y="0"/>
-                      <a:ext cx="5760720" cy="4847435"/>
+                      <a:ext cx="4297680" cy="3616340"/>
                     </a:xfrm>
                     <a:prstGeom prst="rect"/>
                   </pic:spPr>
@@ -2627,6 +2731,9 @@
       </w:r>
     </w:p>
     <w:p>
+      <w:pPr>
+        <w:jc w:val="center"/>
+      </w:pPr>
       <w:r>
         <w:rPr>
           <w:i/>
@@ -2931,14 +3038,14 @@
         <w:tblLook w:firstColumn="1" w:firstRow="1" w:lastColumn="0" w:lastRow="0" w:noHBand="0" w:noVBand="1" w:val="04A0"/>
       </w:tblPr>
       <w:tblGrid>
-        <w:gridCol w:w="2880"/>
-        <w:gridCol w:w="2880"/>
-        <w:gridCol w:w="2880"/>
+        <w:gridCol w:w="3120"/>
+        <w:gridCol w:w="3120"/>
+        <w:gridCol w:w="3120"/>
       </w:tblGrid>
       <w:tr>
         <w:tc>
           <w:tcPr>
-            <w:tcW w:type="dxa" w:w="2880"/>
+            <w:tcW w:type="dxa" w:w="3120"/>
             <w:shd w:val="clear" w:fill="DDEBFF"/>
           </w:tcPr>
           <w:p>
@@ -2957,7 +3064,7 @@
         </w:tc>
         <w:tc>
           <w:tcPr>
-            <w:tcW w:type="dxa" w:w="2880"/>
+            <w:tcW w:type="dxa" w:w="3120"/>
             <w:shd w:val="clear" w:fill="DDEBFF"/>
           </w:tcPr>
           <w:p>
@@ -2976,7 +3083,7 @@
         </w:tc>
         <w:tc>
           <w:tcPr>
-            <w:tcW w:type="dxa" w:w="2880"/>
+            <w:tcW w:type="dxa" w:w="3120"/>
             <w:shd w:val="clear" w:fill="DDEBFF"/>
           </w:tcPr>
           <w:p>
@@ -2997,7 +3104,7 @@
       <w:tr>
         <w:tc>
           <w:tcPr>
-            <w:tcW w:type="dxa" w:w="2880"/>
+            <w:tcW w:type="dxa" w:w="3120"/>
           </w:tcPr>
           <w:p>
             <w:r/>
@@ -3008,7 +3115,7 @@
         </w:tc>
         <w:tc>
           <w:tcPr>
-            <w:tcW w:type="dxa" w:w="2880"/>
+            <w:tcW w:type="dxa" w:w="3120"/>
           </w:tcPr>
           <w:p>
             <w:r/>
@@ -3019,7 +3126,7 @@
         </w:tc>
         <w:tc>
           <w:tcPr>
-            <w:tcW w:type="dxa" w:w="2880"/>
+            <w:tcW w:type="dxa" w:w="3120"/>
           </w:tcPr>
           <w:p>
             <w:r/>
@@ -3041,7 +3148,7 @@
       <w:tr>
         <w:tc>
           <w:tcPr>
-            <w:tcW w:type="dxa" w:w="2880"/>
+            <w:tcW w:type="dxa" w:w="3120"/>
           </w:tcPr>
           <w:p>
             <w:r/>
@@ -3052,7 +3159,7 @@
         </w:tc>
         <w:tc>
           <w:tcPr>
-            <w:tcW w:type="dxa" w:w="2880"/>
+            <w:tcW w:type="dxa" w:w="3120"/>
           </w:tcPr>
           <w:p>
             <w:r/>
@@ -3063,7 +3170,7 @@
         </w:tc>
         <w:tc>
           <w:tcPr>
-            <w:tcW w:type="dxa" w:w="2880"/>
+            <w:tcW w:type="dxa" w:w="3120"/>
           </w:tcPr>
           <w:p>
             <w:r/>
@@ -3085,7 +3192,7 @@
       <w:tr>
         <w:tc>
           <w:tcPr>
-            <w:tcW w:type="dxa" w:w="2880"/>
+            <w:tcW w:type="dxa" w:w="3120"/>
           </w:tcPr>
           <w:p>
             <w:r/>
@@ -3096,7 +3203,7 @@
         </w:tc>
         <w:tc>
           <w:tcPr>
-            <w:tcW w:type="dxa" w:w="2880"/>
+            <w:tcW w:type="dxa" w:w="3120"/>
           </w:tcPr>
           <w:p>
             <w:r/>
@@ -3107,7 +3214,7 @@
         </w:tc>
         <w:tc>
           <w:tcPr>
-            <w:tcW w:type="dxa" w:w="2880"/>
+            <w:tcW w:type="dxa" w:w="3120"/>
           </w:tcPr>
           <w:p>
             <w:r/>
@@ -3138,7 +3245,7 @@
       <w:tr>
         <w:tc>
           <w:tcPr>
-            <w:tcW w:type="dxa" w:w="2880"/>
+            <w:tcW w:type="dxa" w:w="3120"/>
           </w:tcPr>
           <w:p>
             <w:r/>
@@ -3149,7 +3256,7 @@
         </w:tc>
         <w:tc>
           <w:tcPr>
-            <w:tcW w:type="dxa" w:w="2880"/>
+            <w:tcW w:type="dxa" w:w="3120"/>
           </w:tcPr>
           <w:p>
             <w:r/>
@@ -3160,7 +3267,7 @@
         </w:tc>
         <w:tc>
           <w:tcPr>
-            <w:tcW w:type="dxa" w:w="2880"/>
+            <w:tcW w:type="dxa" w:w="3120"/>
           </w:tcPr>
           <w:p>
             <w:r/>
@@ -3182,7 +3289,7 @@
       <w:tr>
         <w:tc>
           <w:tcPr>
-            <w:tcW w:type="dxa" w:w="2880"/>
+            <w:tcW w:type="dxa" w:w="3120"/>
           </w:tcPr>
           <w:p>
             <w:r/>
@@ -3193,7 +3300,7 @@
         </w:tc>
         <w:tc>
           <w:tcPr>
-            <w:tcW w:type="dxa" w:w="2880"/>
+            <w:tcW w:type="dxa" w:w="3120"/>
           </w:tcPr>
           <w:p>
             <w:r/>
@@ -3204,7 +3311,7 @@
         </w:tc>
         <w:tc>
           <w:tcPr>
-            <w:tcW w:type="dxa" w:w="2880"/>
+            <w:tcW w:type="dxa" w:w="3120"/>
           </w:tcPr>
           <w:p>
             <w:r/>
@@ -3217,7 +3324,7 @@
       <w:tr>
         <w:tc>
           <w:tcPr>
-            <w:tcW w:type="dxa" w:w="2880"/>
+            <w:tcW w:type="dxa" w:w="3120"/>
           </w:tcPr>
           <w:p>
             <w:r/>
@@ -3238,7 +3345,7 @@
         </w:tc>
         <w:tc>
           <w:tcPr>
-            <w:tcW w:type="dxa" w:w="2880"/>
+            <w:tcW w:type="dxa" w:w="3120"/>
           </w:tcPr>
           <w:p>
             <w:r/>
@@ -3249,7 +3356,7 @@
         </w:tc>
         <w:tc>
           <w:tcPr>
-            <w:tcW w:type="dxa" w:w="2880"/>
+            <w:tcW w:type="dxa" w:w="3120"/>
           </w:tcPr>
           <w:p>
             <w:r/>
@@ -3262,7 +3369,7 @@
       <w:tr>
         <w:tc>
           <w:tcPr>
-            <w:tcW w:type="dxa" w:w="2880"/>
+            <w:tcW w:type="dxa" w:w="3120"/>
           </w:tcPr>
           <w:p>
             <w:r/>
@@ -3273,7 +3380,7 @@
         </w:tc>
         <w:tc>
           <w:tcPr>
-            <w:tcW w:type="dxa" w:w="2880"/>
+            <w:tcW w:type="dxa" w:w="3120"/>
           </w:tcPr>
           <w:p>
             <w:r/>
@@ -3284,7 +3391,7 @@
         </w:tc>
         <w:tc>
           <w:tcPr>
-            <w:tcW w:type="dxa" w:w="2880"/>
+            <w:tcW w:type="dxa" w:w="3120"/>
           </w:tcPr>
           <w:p>
             <w:r/>
@@ -3297,7 +3404,7 @@
       <w:tr>
         <w:tc>
           <w:tcPr>
-            <w:tcW w:type="dxa" w:w="2880"/>
+            <w:tcW w:type="dxa" w:w="3120"/>
           </w:tcPr>
           <w:p>
             <w:r/>
@@ -3308,7 +3415,7 @@
         </w:tc>
         <w:tc>
           <w:tcPr>
-            <w:tcW w:type="dxa" w:w="2880"/>
+            <w:tcW w:type="dxa" w:w="3120"/>
           </w:tcPr>
           <w:p>
             <w:r/>
@@ -3319,7 +3426,7 @@
         </w:tc>
         <w:tc>
           <w:tcPr>
-            <w:tcW w:type="dxa" w:w="2880"/>
+            <w:tcW w:type="dxa" w:w="3120"/>
           </w:tcPr>
           <w:p>
             <w:r/>
@@ -3341,7 +3448,7 @@
       <w:tr>
         <w:tc>
           <w:tcPr>
-            <w:tcW w:type="dxa" w:w="2880"/>
+            <w:tcW w:type="dxa" w:w="3120"/>
           </w:tcPr>
           <w:p>
             <w:r/>
@@ -3352,7 +3459,7 @@
         </w:tc>
         <w:tc>
           <w:tcPr>
-            <w:tcW w:type="dxa" w:w="2880"/>
+            <w:tcW w:type="dxa" w:w="3120"/>
           </w:tcPr>
           <w:p>
             <w:r/>
@@ -3363,7 +3470,7 @@
         </w:tc>
         <w:tc>
           <w:tcPr>
-            <w:tcW w:type="dxa" w:w="2880"/>
+            <w:tcW w:type="dxa" w:w="3120"/>
           </w:tcPr>
           <w:p>
             <w:r/>
@@ -3376,7 +3483,7 @@
       <w:tr>
         <w:tc>
           <w:tcPr>
-            <w:tcW w:type="dxa" w:w="2880"/>
+            <w:tcW w:type="dxa" w:w="3120"/>
           </w:tcPr>
           <w:p>
             <w:r/>
@@ -3387,7 +3494,7 @@
         </w:tc>
         <w:tc>
           <w:tcPr>
-            <w:tcW w:type="dxa" w:w="2880"/>
+            <w:tcW w:type="dxa" w:w="3120"/>
           </w:tcPr>
           <w:p>
             <w:r/>
@@ -3398,7 +3505,7 @@
         </w:tc>
         <w:tc>
           <w:tcPr>
-            <w:tcW w:type="dxa" w:w="2880"/>
+            <w:tcW w:type="dxa" w:w="3120"/>
           </w:tcPr>
           <w:p>
             <w:r/>
@@ -3429,7 +3536,7 @@
       <w:tr>
         <w:tc>
           <w:tcPr>
-            <w:tcW w:type="dxa" w:w="2880"/>
+            <w:tcW w:type="dxa" w:w="3120"/>
           </w:tcPr>
           <w:p>
             <w:r/>
@@ -3440,7 +3547,7 @@
         </w:tc>
         <w:tc>
           <w:tcPr>
-            <w:tcW w:type="dxa" w:w="2880"/>
+            <w:tcW w:type="dxa" w:w="3120"/>
           </w:tcPr>
           <w:p>
             <w:r/>
@@ -3451,7 +3558,7 @@
         </w:tc>
         <w:tc>
           <w:tcPr>
-            <w:tcW w:type="dxa" w:w="2880"/>
+            <w:tcW w:type="dxa" w:w="3120"/>
           </w:tcPr>
           <w:p>
             <w:r/>
@@ -3479,7 +3586,7 @@
       <w:tr>
         <w:tc>
           <w:tcPr>
-            <w:tcW w:type="dxa" w:w="2880"/>
+            <w:tcW w:type="dxa" w:w="3120"/>
           </w:tcPr>
           <w:p>
             <w:r/>
@@ -3490,7 +3597,7 @@
         </w:tc>
         <w:tc>
           <w:tcPr>
-            <w:tcW w:type="dxa" w:w="2880"/>
+            <w:tcW w:type="dxa" w:w="3120"/>
           </w:tcPr>
           <w:p>
             <w:r/>
@@ -3508,7 +3615,7 @@
         </w:tc>
         <w:tc>
           <w:tcPr>
-            <w:tcW w:type="dxa" w:w="2880"/>
+            <w:tcW w:type="dxa" w:w="3120"/>
           </w:tcPr>
           <w:p>
             <w:r/>
@@ -3521,7 +3628,7 @@
       <w:tr>
         <w:tc>
           <w:tcPr>
-            <w:tcW w:type="dxa" w:w="2880"/>
+            <w:tcW w:type="dxa" w:w="3120"/>
           </w:tcPr>
           <w:p>
             <w:r/>
@@ -3532,7 +3639,7 @@
         </w:tc>
         <w:tc>
           <w:tcPr>
-            <w:tcW w:type="dxa" w:w="2880"/>
+            <w:tcW w:type="dxa" w:w="3120"/>
           </w:tcPr>
           <w:p>
             <w:r/>
@@ -3543,7 +3650,7 @@
         </w:tc>
         <w:tc>
           <w:tcPr>
-            <w:tcW w:type="dxa" w:w="2880"/>
+            <w:tcW w:type="dxa" w:w="3120"/>
           </w:tcPr>
           <w:p>
             <w:r/>
@@ -3574,7 +3681,7 @@
       <w:tr>
         <w:tc>
           <w:tcPr>
-            <w:tcW w:type="dxa" w:w="2880"/>
+            <w:tcW w:type="dxa" w:w="3120"/>
           </w:tcPr>
           <w:p>
             <w:r/>
@@ -3585,7 +3692,7 @@
         </w:tc>
         <w:tc>
           <w:tcPr>
-            <w:tcW w:type="dxa" w:w="2880"/>
+            <w:tcW w:type="dxa" w:w="3120"/>
           </w:tcPr>
           <w:p>
             <w:r/>
@@ -3596,7 +3703,7 @@
         </w:tc>
         <w:tc>
           <w:tcPr>
-            <w:tcW w:type="dxa" w:w="2880"/>
+            <w:tcW w:type="dxa" w:w="3120"/>
           </w:tcPr>
           <w:p>
             <w:r/>
@@ -3631,13 +3738,13 @@
         <w:tblLook w:firstColumn="1" w:firstRow="1" w:lastColumn="0" w:lastRow="0" w:noHBand="0" w:noVBand="1" w:val="04A0"/>
       </w:tblPr>
       <w:tblGrid>
-        <w:gridCol w:w="4320"/>
-        <w:gridCol w:w="4320"/>
+        <w:gridCol w:w="4680"/>
+        <w:gridCol w:w="4680"/>
       </w:tblGrid>
       <w:tr>
         <w:tc>
           <w:tcPr>
-            <w:tcW w:type="dxa" w:w="4320"/>
+            <w:tcW w:type="dxa" w:w="4680"/>
             <w:shd w:val="clear" w:fill="DDEBFF"/>
           </w:tcPr>
           <w:p>
@@ -3656,7 +3763,7 @@
         </w:tc>
         <w:tc>
           <w:tcPr>
-            <w:tcW w:type="dxa" w:w="4320"/>
+            <w:tcW w:type="dxa" w:w="4680"/>
             <w:shd w:val="clear" w:fill="DDEBFF"/>
           </w:tcPr>
           <w:p>
@@ -3677,7 +3784,7 @@
       <w:tr>
         <w:tc>
           <w:tcPr>
-            <w:tcW w:type="dxa" w:w="4320"/>
+            <w:tcW w:type="dxa" w:w="4680"/>
           </w:tcPr>
           <w:p>
             <w:r/>
@@ -3688,7 +3795,7 @@
         </w:tc>
         <w:tc>
           <w:tcPr>
-            <w:tcW w:type="dxa" w:w="4320"/>
+            <w:tcW w:type="dxa" w:w="4680"/>
           </w:tcPr>
           <w:p>
             <w:r/>
@@ -3701,7 +3808,7 @@
       <w:tr>
         <w:tc>
           <w:tcPr>
-            <w:tcW w:type="dxa" w:w="4320"/>
+            <w:tcW w:type="dxa" w:w="4680"/>
           </w:tcPr>
           <w:p>
             <w:r/>
@@ -3712,7 +3819,7 @@
         </w:tc>
         <w:tc>
           <w:tcPr>
-            <w:tcW w:type="dxa" w:w="4320"/>
+            <w:tcW w:type="dxa" w:w="4680"/>
           </w:tcPr>
           <w:p>
             <w:r/>
@@ -3725,7 +3832,7 @@
       <w:tr>
         <w:tc>
           <w:tcPr>
-            <w:tcW w:type="dxa" w:w="4320"/>
+            <w:tcW w:type="dxa" w:w="4680"/>
           </w:tcPr>
           <w:p>
             <w:r/>
@@ -3736,7 +3843,7 @@
         </w:tc>
         <w:tc>
           <w:tcPr>
-            <w:tcW w:type="dxa" w:w="4320"/>
+            <w:tcW w:type="dxa" w:w="4680"/>
           </w:tcPr>
           <w:p>
             <w:r/>
@@ -3749,7 +3856,7 @@
       <w:tr>
         <w:tc>
           <w:tcPr>
-            <w:tcW w:type="dxa" w:w="4320"/>
+            <w:tcW w:type="dxa" w:w="4680"/>
           </w:tcPr>
           <w:p>
             <w:r/>
@@ -3760,7 +3867,7 @@
         </w:tc>
         <w:tc>
           <w:tcPr>
-            <w:tcW w:type="dxa" w:w="4320"/>
+            <w:tcW w:type="dxa" w:w="4680"/>
           </w:tcPr>
           <w:p>
             <w:r/>
@@ -3773,7 +3880,7 @@
       <w:tr>
         <w:tc>
           <w:tcPr>
-            <w:tcW w:type="dxa" w:w="4320"/>
+            <w:tcW w:type="dxa" w:w="4680"/>
           </w:tcPr>
           <w:p>
             <w:r/>
@@ -3784,7 +3891,7 @@
         </w:tc>
         <w:tc>
           <w:tcPr>
-            <w:tcW w:type="dxa" w:w="4320"/>
+            <w:tcW w:type="dxa" w:w="4680"/>
           </w:tcPr>
           <w:p>
             <w:r/>
@@ -3797,7 +3904,7 @@
       <w:tr>
         <w:tc>
           <w:tcPr>
-            <w:tcW w:type="dxa" w:w="4320"/>
+            <w:tcW w:type="dxa" w:w="4680"/>
           </w:tcPr>
           <w:p>
             <w:r/>
@@ -3808,7 +3915,7 @@
         </w:tc>
         <w:tc>
           <w:tcPr>
-            <w:tcW w:type="dxa" w:w="4320"/>
+            <w:tcW w:type="dxa" w:w="4680"/>
           </w:tcPr>
           <w:p>
             <w:r/>
@@ -3821,7 +3928,7 @@
       <w:tr>
         <w:tc>
           <w:tcPr>
-            <w:tcW w:type="dxa" w:w="4320"/>
+            <w:tcW w:type="dxa" w:w="4680"/>
           </w:tcPr>
           <w:p>
             <w:r/>
@@ -3832,7 +3939,7 @@
         </w:tc>
         <w:tc>
           <w:tcPr>
-            <w:tcW w:type="dxa" w:w="4320"/>
+            <w:tcW w:type="dxa" w:w="4680"/>
           </w:tcPr>
           <w:p>
             <w:r/>
@@ -3845,7 +3952,7 @@
       <w:tr>
         <w:tc>
           <w:tcPr>
-            <w:tcW w:type="dxa" w:w="4320"/>
+            <w:tcW w:type="dxa" w:w="4680"/>
           </w:tcPr>
           <w:p>
             <w:r/>
@@ -3856,7 +3963,7 @@
         </w:tc>
         <w:tc>
           <w:tcPr>
-            <w:tcW w:type="dxa" w:w="4320"/>
+            <w:tcW w:type="dxa" w:w="4680"/>
           </w:tcPr>
           <w:p>
             <w:r/>
@@ -3869,7 +3976,7 @@
       <w:tr>
         <w:tc>
           <w:tcPr>
-            <w:tcW w:type="dxa" w:w="4320"/>
+            <w:tcW w:type="dxa" w:w="4680"/>
           </w:tcPr>
           <w:p>
             <w:r/>
@@ -3880,7 +3987,7 @@
         </w:tc>
         <w:tc>
           <w:tcPr>
-            <w:tcW w:type="dxa" w:w="4320"/>
+            <w:tcW w:type="dxa" w:w="4680"/>
           </w:tcPr>
           <w:p>
             <w:r/>
@@ -3893,7 +4000,7 @@
       <w:tr>
         <w:tc>
           <w:tcPr>
-            <w:tcW w:type="dxa" w:w="4320"/>
+            <w:tcW w:type="dxa" w:w="4680"/>
           </w:tcPr>
           <w:p>
             <w:r/>
@@ -3904,7 +4011,7 @@
         </w:tc>
         <w:tc>
           <w:tcPr>
-            <w:tcW w:type="dxa" w:w="4320"/>
+            <w:tcW w:type="dxa" w:w="4680"/>
           </w:tcPr>
           <w:p>
             <w:r/>
@@ -4169,13 +4276,37 @@
       </w:r>
     </w:p>
     <w:sectPr>
+      <w:footerReference w:type="default" r:id="rId9"/>
       <w:pgSz w:w="12240" w:h="15840"/>
-      <w:pgMar w:top="1440" w:right="1800" w:bottom="1440" w:left="1800" w:header="720" w:footer="720" w:gutter="0"/>
+      <w:pgMar w:top="1296" w:right="1440" w:bottom="1296" w:left="1440" w:header="720" w:footer="720" w:gutter="0"/>
       <w:cols w:space="720"/>
       <w:docGrid w:linePitch="360"/>
     </w:sectPr>
   </w:body>
 </w:document>
+</file>
+
+<file path=word/footer1.xml><?xml version="1.0" encoding="utf-8"?>
+<w:ftr xmlns:m="http://schemas.openxmlformats.org/officeDocument/2006/math" xmlns:mc="http://schemas.openxmlformats.org/markup-compatibility/2006" xmlns:mo="http://schemas.microsoft.com/office/mac/office/2008/main" xmlns:mv="urn:schemas-microsoft-com:mac:vml" xmlns:o="urn:schemas-microsoft-com:office:office" xmlns:r="http://schemas.openxmlformats.org/officeDocument/2006/relationships" xmlns:v="urn:schemas-microsoft-com:vml" xmlns:w10="urn:schemas-microsoft-com:office:word" xmlns:w14="http://schemas.microsoft.com/office/word/2010/wordml" xmlns:w="http://schemas.openxmlformats.org/wordprocessingml/2006/main" xmlns:wne="http://schemas.microsoft.com/office/word/2006/wordml" xmlns:wp14="http://schemas.microsoft.com/office/word/2010/wordprocessingDrawing" xmlns:wp="http://schemas.openxmlformats.org/drawingml/2006/wordprocessingDrawing" xmlns:wpc="http://schemas.microsoft.com/office/word/2010/wordprocessingCanvas" xmlns:wpg="http://schemas.microsoft.com/office/word/2010/wordprocessingGroup" xmlns:wpi="http://schemas.microsoft.com/office/word/2010/wordprocessingInk" xmlns:wps="http://schemas.microsoft.com/office/word/2010/wordprocessingShape" mc:Ignorable="w14 wp14">
+  <w:p>
+    <w:pPr>
+      <w:pStyle w:val="Footer"/>
+      <w:jc w:val="center"/>
+    </w:pPr>
+    <w:r>
+      <w:rPr>
+        <w:color w:val="808080"/>
+        <w:sz w:val="18"/>
+      </w:rPr>
+      <w:t xml:space="preserve">Page </w:t>
+      <w:fldChar w:fldCharType="begin"/>
+      <w:instrText xml:space="preserve">PAGE</w:instrText>
+      <w:fldChar w:fldCharType="separate"/>
+      <w:t>1</w:t>
+      <w:fldChar w:fldCharType="end"/>
+    </w:r>
+  </w:p>
+</w:ftr>
 </file>
 
 <file path=word/numbering.xml><?xml version="1.0" encoding="utf-8"?>
